--- a/User Manual.docx
+++ b/User Manual.docx
@@ -56,21 +56,20 @@
         <w:pStyle w:val="Heading2"/>
       </w:pPr>
       <w:r>
-        <w:t>Developing my game: Little_Dude</w:t>
-      </w:r>
+        <w:t xml:space="preserve">Developing my game: </w:t>
+      </w:r>
+      <w:proofErr w:type="spellStart"/>
+      <w:r>
+        <w:t>Little_Dude</w:t>
+      </w:r>
+      <w:proofErr w:type="spellEnd"/>
     </w:p>
     <w:p>
       <w:r>
         <w:tab/>
       </w:r>
       <w:r>
-        <w:t xml:space="preserve">I find the pseudo code is great for establishing a baseline for what a group’s goal is in developing a large software project, where each team member works on a given part of the software. However, with an independent project, I have a good idea of what I want to develop, and I might instead write notes on ideas for any problem I might encounter. Luckily pygame makes game development a bit of a no brainer, so I didn’t even have to write down extensive notes. I just made sure to </w:t>
-      </w:r>
-      <w:r>
-        <w:t>comment on</w:t>
-      </w:r>
-      <w:r>
-        <w:t xml:space="preserve"> my source code well and occasionally needed some scratch paper to help out visualizing certain elements on the screen. So, I hit the ground running right away and just started developing my game.</w:t>
+        <w:t>I find the pseudo code is great for establishing a baseline for what a group’s goal is in developing a large software project, where each team member works on a given part of the software. However, with an independent project, I have a good idea of what I want to develop, and I might instead write notes on ideas for any problem I might encounter. Luckily pygame makes game development a bit of a no brainer, so I didn’t even have to write down extensive notes. I just made sure to comment on my source code well and occasionally needed some scratch paper to help out visualizing certain elements on the screen. So, I hit the ground running right away and just started developing my game.</w:t>
       </w:r>
     </w:p>
     <w:p>
@@ -82,7 +81,15 @@
         <w:t>Additionally,</w:t>
       </w:r>
       <w:r>
-        <w:t xml:space="preserve"> I used VSCode, with AI inline suggestions, and frequently used Gemini to help me with figuring out various functions within pygame. </w:t>
+        <w:t xml:space="preserve"> I used </w:t>
+      </w:r>
+      <w:proofErr w:type="spellStart"/>
+      <w:r>
+        <w:t>VSCode</w:t>
+      </w:r>
+      <w:proofErr w:type="spellEnd"/>
+      <w:r>
+        <w:t xml:space="preserve">, with AI inline suggestions, and frequently used Gemini to help me with figuring out various functions within pygame. </w:t>
       </w:r>
     </w:p>
     <w:p>
@@ -99,64 +106,6 @@
         <w:lastRenderedPageBreak/>
         <w:t>Setting up on PC</w:t>
       </w:r>
-    </w:p>
-    <w:p>
-      <w:pPr>
-        <w:pStyle w:val="ListParagraph"/>
-        <w:numPr>
-          <w:ilvl w:val="0"/>
-          <w:numId w:val="5"/>
-        </w:numPr>
-      </w:pPr>
-      <w:r>
-        <w:t>Little_Dude game local copy files</w:t>
-      </w:r>
-    </w:p>
-    <w:p>
-      <w:pPr>
-        <w:ind w:left="360" w:firstLine="360"/>
-      </w:pPr>
-      <w:r>
-        <w:t>https://github.com/mrferreira-net/Little_Dude</w:t>
-      </w:r>
-    </w:p>
-    <w:p>
-      <w:pPr>
-        <w:ind w:left="360" w:firstLine="360"/>
-      </w:pPr>
-      <w:r>
-        <w:t>source</w:t>
-      </w:r>
-      <w:r>
-        <w:t>-pc</w:t>
-      </w:r>
-      <w:r>
-        <w:t>.py</w:t>
-      </w:r>
-    </w:p>
-    <w:p>
-      <w:pPr>
-        <w:ind w:left="360" w:firstLine="360"/>
-      </w:pPr>
-      <w:r>
-        <w:t>/Data/</w:t>
-      </w:r>
-    </w:p>
-    <w:p>
-      <w:pPr>
-        <w:ind w:left="360" w:firstLine="360"/>
-      </w:pPr>
-      <w:r>
-        <w:t>launch.</w:t>
-      </w:r>
-      <w:r>
-        <w:t>bat</w:t>
-      </w:r>
-    </w:p>
-    <w:p>
-      <w:pPr>
-        <w:ind w:left="360" w:firstLine="360"/>
-      </w:pPr>
     </w:p>
     <w:p>
       <w:pPr>
@@ -173,7 +122,23 @@
         <w:t xml:space="preserve"> </w:t>
       </w:r>
       <w:r>
-        <w:t>.zip file on the Little_Dude github page.</w:t>
+        <w:t xml:space="preserve">.zip file on the </w:t>
+      </w:r>
+      <w:proofErr w:type="spellStart"/>
+      <w:r>
+        <w:t>Little_Dude</w:t>
+      </w:r>
+      <w:proofErr w:type="spellEnd"/>
+      <w:r>
+        <w:t xml:space="preserve"> </w:t>
+      </w:r>
+      <w:proofErr w:type="spellStart"/>
+      <w:r>
+        <w:t>github</w:t>
+      </w:r>
+      <w:proofErr w:type="spellEnd"/>
+      <w:r>
+        <w:t xml:space="preserve"> page.</w:t>
       </w:r>
     </w:p>
     <w:p>
@@ -357,6 +322,7 @@
         <w:pStyle w:val="Heading2"/>
       </w:pPr>
       <w:r>
+        <w:lastRenderedPageBreak/>
         <w:t xml:space="preserve">Software </w:t>
       </w:r>
       <w:r>
@@ -396,8 +362,13 @@
           <w:numId w:val="1"/>
         </w:numPr>
       </w:pPr>
-      <w:r>
-        <w:t>Little_Dude game local copy files</w:t>
+      <w:proofErr w:type="spellStart"/>
+      <w:r>
+        <w:t>Little_Dude</w:t>
+      </w:r>
+      <w:proofErr w:type="spellEnd"/>
+      <w:r>
+        <w:t xml:space="preserve"> game local copy files</w:t>
       </w:r>
     </w:p>
     <w:p>
@@ -482,6 +453,9 @@
         <w:jc w:val="right"/>
       </w:pPr>
       <w:r>
+        <w:rPr>
+          <w:noProof/>
+        </w:rPr>
         <w:drawing>
           <wp:inline distT="0" distB="0" distL="0" distR="0" wp14:anchorId="4D587231" wp14:editId="5521A258">
             <wp:extent cx="5229955" cy="1095528"/>
@@ -541,7 +515,15 @@
         <w:ind w:left="720"/>
       </w:pPr>
       <w:r>
-        <w:t>Save this command to be used later in  the setup process</w:t>
+        <w:t xml:space="preserve">Save this command to be used later </w:t>
+      </w:r>
+      <w:proofErr w:type="gramStart"/>
+      <w:r>
+        <w:t>in  the</w:t>
+      </w:r>
+      <w:proofErr w:type="gramEnd"/>
+      <w:r>
+        <w:t xml:space="preserve"> setup process</w:t>
       </w:r>
     </w:p>
     <w:p>
@@ -550,6 +532,10 @@
         <w:jc w:val="right"/>
       </w:pPr>
       <w:r>
+        <w:rPr>
+          <w:noProof/>
+        </w:rPr>
+        <w:lastRenderedPageBreak/>
         <w:drawing>
           <wp:inline distT="0" distB="0" distL="0" distR="0" wp14:anchorId="3F1B42EA" wp14:editId="7D21F1A3">
             <wp:extent cx="4762500" cy="1971146"/>
@@ -591,8 +577,13 @@
       <w:pPr>
         <w:ind w:left="720"/>
       </w:pPr>
-      <w:r>
-        <w:t>wget -O - "</w:t>
+      <w:proofErr w:type="spellStart"/>
+      <w:r>
+        <w:t>wget</w:t>
+      </w:r>
+      <w:proofErr w:type="spellEnd"/>
+      <w:r>
+        <w:t xml:space="preserve"> -O - "</w:t>
       </w:r>
       <w:hyperlink r:id="rId9" w:history="1">
         <w:r>
@@ -603,7 +594,15 @@
         </w:r>
       </w:hyperlink>
       <w:r>
-        <w:t>" | sudo bash</w:t>
+        <w:t xml:space="preserve">" | </w:t>
+      </w:r>
+      <w:proofErr w:type="spellStart"/>
+      <w:r>
+        <w:t>sudo</w:t>
+      </w:r>
+      <w:proofErr w:type="spellEnd"/>
+      <w:r>
+        <w:t xml:space="preserve"> bash</w:t>
       </w:r>
     </w:p>
     <w:p>
@@ -614,8 +613,13 @@
           <w:numId w:val="1"/>
         </w:numPr>
       </w:pPr>
-      <w:r>
-        <w:t xml:space="preserve">wpa_supplicant.conf </w:t>
+      <w:proofErr w:type="spellStart"/>
+      <w:r>
+        <w:t>wpa_supplicant.conf</w:t>
+      </w:r>
+      <w:proofErr w:type="spellEnd"/>
+      <w:r>
+        <w:t xml:space="preserve"> </w:t>
       </w:r>
     </w:p>
     <w:p>
@@ -750,8 +754,16 @@
                               <w:rPr>
                                 <w:color w:val="E8E8E8" w:themeColor="background2"/>
                               </w:rPr>
-                              <w:t>network={</w:t>
+                              <w:t>network</w:t>
                             </w:r>
+                            <w:proofErr w:type="gramStart"/>
+                            <w:r>
+                              <w:rPr>
+                                <w:color w:val="E8E8E8" w:themeColor="background2"/>
+                              </w:rPr>
+                              <w:t>={</w:t>
+                            </w:r>
+                            <w:proofErr w:type="gramEnd"/>
                           </w:p>
                           <w:p>
                             <w:pPr>
@@ -2273,6 +2285,7 @@
   <w:style w:type="character" w:default="1" w:styleId="DefaultParagraphFont">
     <w:name w:val="Default Paragraph Font"/>
     <w:uiPriority w:val="1"/>
+    <w:semiHidden/>
     <w:unhideWhenUsed/>
   </w:style>
   <w:style w:type="table" w:default="1" w:styleId="TableNormal">

--- a/User Manual.docx
+++ b/User Manual.docx
@@ -254,6 +254,21 @@
     </w:p>
     <w:p>
       <w:pPr>
+        <w:ind w:left="360" w:firstLine="360"/>
+      </w:pPr>
+    </w:p>
+    <w:p>
+      <w:pPr>
+        <w:ind w:left="360" w:firstLine="360"/>
+      </w:pPr>
+    </w:p>
+    <w:p>
+      <w:pPr>
+        <w:ind w:left="360" w:firstLine="360"/>
+      </w:pPr>
+    </w:p>
+    <w:p>
+      <w:pPr>
         <w:pStyle w:val="ListParagraph"/>
         <w:ind w:left="360"/>
         <w:rPr>
@@ -270,6 +285,7 @@
         <w:jc w:val="center"/>
       </w:pPr>
       <w:r>
+        <w:lastRenderedPageBreak/>
         <w:t>Setting up on handheld</w:t>
       </w:r>
     </w:p>
@@ -322,7 +338,6 @@
         <w:pStyle w:val="Heading2"/>
       </w:pPr>
       <w:r>
-        <w:lastRenderedPageBreak/>
         <w:t xml:space="preserve">Software </w:t>
       </w:r>
       <w:r>
@@ -507,6 +522,7 @@
         </w:numPr>
       </w:pPr>
       <w:r>
+        <w:lastRenderedPageBreak/>
         <w:t>Terminal command for safe shutdown</w:t>
       </w:r>
     </w:p>
@@ -535,7 +551,6 @@
         <w:rPr>
           <w:noProof/>
         </w:rPr>
-        <w:lastRenderedPageBreak/>
         <w:drawing>
           <wp:inline distT="0" distB="0" distL="0" distR="0" wp14:anchorId="3F1B42EA" wp14:editId="7D21F1A3">
             <wp:extent cx="4762500" cy="1971146"/>
@@ -918,8 +933,16 @@
                         <w:rPr>
                           <w:color w:val="E8E8E8" w:themeColor="background2"/>
                         </w:rPr>
-                        <w:t>network={</w:t>
+                        <w:t>network</w:t>
                       </w:r>
+                      <w:proofErr w:type="gramStart"/>
+                      <w:r>
+                        <w:rPr>
+                          <w:color w:val="E8E8E8" w:themeColor="background2"/>
+                        </w:rPr>
+                        <w:t>={</w:t>
+                      </w:r>
+                      <w:proofErr w:type="gramEnd"/>
                     </w:p>
                     <w:p>
                       <w:pPr>
@@ -990,12 +1013,1250 @@
     </w:p>
     <w:p>
       <w:pPr>
+        <w:ind w:left="720"/>
+      </w:pPr>
+    </w:p>
+    <w:p>
+      <w:pPr>
+        <w:ind w:left="720"/>
+      </w:pPr>
+    </w:p>
+    <w:p>
+      <w:pPr>
+        <w:ind w:left="720"/>
+      </w:pPr>
+    </w:p>
+    <w:p>
+      <w:pPr>
+        <w:ind w:left="720"/>
+      </w:pPr>
+    </w:p>
+    <w:p/>
+    <w:p>
+      <w:pPr>
+        <w:pStyle w:val="Heading2"/>
+      </w:pPr>
+      <w:r>
+        <w:lastRenderedPageBreak/>
+        <w:t>Setup Instructions</w:t>
+      </w:r>
+    </w:p>
+    <w:p>
+      <w:pPr>
+        <w:pStyle w:val="ListParagraph"/>
+        <w:numPr>
+          <w:ilvl w:val="0"/>
+          <w:numId w:val="9"/>
+        </w:numPr>
+      </w:pPr>
+      <w:r>
+        <w:t>Turn on Retroflag.</w:t>
+      </w:r>
+    </w:p>
+    <w:p>
+      <w:pPr>
+        <w:ind w:left="-360"/>
+      </w:pPr>
+    </w:p>
+    <w:p>
+      <w:pPr>
+        <w:pStyle w:val="ListParagraph"/>
+        <w:numPr>
+          <w:ilvl w:val="0"/>
+          <w:numId w:val="9"/>
+        </w:numPr>
+      </w:pPr>
+      <w:r>
+        <w:t xml:space="preserve">In RetroPie config menu, turn on SSH in </w:t>
+      </w:r>
+      <w:r>
+        <w:t>interface options?</w:t>
+      </w:r>
+    </w:p>
+    <w:p>
+      <w:pPr>
+        <w:ind w:left="-360"/>
+      </w:pPr>
+    </w:p>
+    <w:p>
+      <w:pPr>
+        <w:pStyle w:val="ListParagraph"/>
+        <w:numPr>
+          <w:ilvl w:val="0"/>
+          <w:numId w:val="9"/>
+        </w:numPr>
+      </w:pPr>
+      <w:r>
+        <w:t xml:space="preserve">On PuTTY SSH connect to IP address seen on </w:t>
+      </w:r>
+      <w:proofErr w:type="spellStart"/>
+      <w:r>
+        <w:t>retropie</w:t>
+      </w:r>
+      <w:proofErr w:type="spellEnd"/>
+      <w:r>
+        <w:t xml:space="preserve"> config menu</w:t>
+      </w:r>
+    </w:p>
+    <w:p>
+      <w:pPr>
+        <w:pStyle w:val="ListParagraph"/>
+      </w:pPr>
+    </w:p>
+    <w:p>
+      <w:pPr>
+        <w:pStyle w:val="ListParagraph"/>
+        <w:ind w:left="360"/>
+      </w:pPr>
+    </w:p>
+    <w:p>
+      <w:pPr>
+        <w:pStyle w:val="ListParagraph"/>
+        <w:numPr>
+          <w:ilvl w:val="0"/>
+          <w:numId w:val="9"/>
+        </w:numPr>
+      </w:pPr>
+      <w:r>
+        <w:t>Run the</w:t>
+      </w:r>
+      <w:r>
+        <w:t xml:space="preserve"> </w:t>
+      </w:r>
+      <w:proofErr w:type="gramStart"/>
+      <w:r>
+        <w:t>follow</w:t>
+      </w:r>
+      <w:proofErr w:type="gramEnd"/>
+      <w:r>
+        <w:t xml:space="preserve"> command for safe shutdown in terminal window</w:t>
+      </w:r>
+      <w:r>
+        <w:t>:</w:t>
+      </w:r>
+    </w:p>
+    <w:p>
+      <w:pPr>
+        <w:pStyle w:val="ListParagraph"/>
+        <w:ind w:left="360"/>
+      </w:pPr>
+      <w:proofErr w:type="spellStart"/>
+      <w:r>
+        <w:t>wget</w:t>
+      </w:r>
+      <w:proofErr w:type="spellEnd"/>
+      <w:r>
+        <w:t xml:space="preserve"> -O - "</w:t>
+      </w:r>
+      <w:hyperlink r:id="rId10" w:history="1">
+        <w:r>
+          <w:rPr>
+            <w:rStyle w:val="Hyperlink"/>
+          </w:rPr>
+          <w:t>https://raw.githubusercontent.com/RetroFlag/retroflag-picase/master/install_gpi.sh</w:t>
+        </w:r>
+      </w:hyperlink>
+      <w:r>
+        <w:t xml:space="preserve">" | </w:t>
+      </w:r>
+      <w:proofErr w:type="spellStart"/>
+      <w:r>
+        <w:t>sudo</w:t>
+      </w:r>
+      <w:proofErr w:type="spellEnd"/>
+      <w:r>
+        <w:t xml:space="preserve"> bash</w:t>
+      </w:r>
+    </w:p>
+    <w:p>
+      <w:pPr>
+        <w:ind w:left="-1080"/>
+        <w:rPr>
+          <w:b/>
+          <w:bCs/>
+        </w:rPr>
+      </w:pPr>
+    </w:p>
+    <w:p>
+      <w:pPr>
+        <w:pStyle w:val="ListParagraph"/>
+        <w:numPr>
+          <w:ilvl w:val="0"/>
+          <w:numId w:val="9"/>
+        </w:numPr>
+      </w:pPr>
+      <w:r>
+        <w:t>S</w:t>
+      </w:r>
+      <w:r>
+        <w:t xml:space="preserve">hut down </w:t>
+      </w:r>
+      <w:proofErr w:type="spellStart"/>
+      <w:r>
+        <w:t>retropie</w:t>
+      </w:r>
+      <w:proofErr w:type="spellEnd"/>
+      <w:r>
+        <w:t xml:space="preserve"> in menu. Flip safe shutdown switch on the back of the Retroflag.</w:t>
+      </w:r>
+    </w:p>
+    <w:p>
+      <w:pPr>
+        <w:ind w:left="-1080"/>
+      </w:pPr>
+    </w:p>
+    <w:p>
+      <w:pPr>
+        <w:pStyle w:val="ListParagraph"/>
+        <w:numPr>
+          <w:ilvl w:val="0"/>
+          <w:numId w:val="9"/>
+        </w:numPr>
+      </w:pPr>
+      <w:r>
+        <w:t>Turn on Retroflag</w:t>
+      </w:r>
+    </w:p>
+    <w:p>
+      <w:pPr>
+        <w:ind w:left="-1080"/>
+      </w:pPr>
+    </w:p>
+    <w:p>
+      <w:pPr>
+        <w:pStyle w:val="ListParagraph"/>
+        <w:numPr>
+          <w:ilvl w:val="0"/>
+          <w:numId w:val="9"/>
+        </w:numPr>
+      </w:pPr>
+      <w:r>
+        <w:t xml:space="preserve">Install </w:t>
+      </w:r>
+      <w:r>
+        <w:rPr>
+          <w:b/>
+          <w:bCs/>
+          <w:color w:val="EE0000"/>
+          <w:sz w:val="32"/>
+          <w:szCs w:val="32"/>
+        </w:rPr>
+        <w:t xml:space="preserve">all </w:t>
+      </w:r>
+      <w:r>
+        <w:t>RetroPie setup updates –</w:t>
+      </w:r>
+      <w:r>
+        <w:t xml:space="preserve"> may need to run update install multiple times and reboot, ensure everything gets installed with no error messages at the end of install.</w:t>
+      </w:r>
+      <w:r>
+        <w:t xml:space="preserve"> </w:t>
+      </w:r>
+      <w:r>
+        <w:rPr>
+          <w:highlight w:val="yellow"/>
+        </w:rPr>
+        <w:t>may need to remove SD card and</w:t>
+      </w:r>
+      <w:r>
+        <w:rPr>
+          <w:highlight w:val="yellow"/>
+        </w:rPr>
+        <w:t xml:space="preserve"> uninstall then</w:t>
+      </w:r>
+      <w:r>
+        <w:rPr>
+          <w:highlight w:val="yellow"/>
+        </w:rPr>
+        <w:t xml:space="preserve"> reinstall patch if audio breaks after you completely install all updates</w:t>
+      </w:r>
+      <w:r>
+        <w:t>.</w:t>
+      </w:r>
+    </w:p>
+    <w:p>
+      <w:pPr>
+        <w:ind w:left="-1080"/>
+      </w:pPr>
+    </w:p>
+    <w:p>
+      <w:pPr>
+        <w:pStyle w:val="ListParagraph"/>
+        <w:numPr>
+          <w:ilvl w:val="0"/>
+          <w:numId w:val="9"/>
+        </w:numPr>
+      </w:pPr>
+      <w:r>
+        <w:t>On PuTTY SSH:</w:t>
+      </w:r>
+    </w:p>
+    <w:p>
+      <w:pPr>
+        <w:pStyle w:val="ListParagraph"/>
+        <w:ind w:left="360" w:firstLine="360"/>
+      </w:pPr>
+      <w:proofErr w:type="spellStart"/>
+      <w:r>
+        <w:t>sudo</w:t>
+      </w:r>
+      <w:proofErr w:type="spellEnd"/>
+      <w:r>
+        <w:t xml:space="preserve"> apt install python3-pip</w:t>
+      </w:r>
+    </w:p>
+    <w:p>
+      <w:pPr>
+        <w:pStyle w:val="ListParagraph"/>
+        <w:ind w:left="360" w:firstLine="360"/>
+      </w:pPr>
+      <w:proofErr w:type="spellStart"/>
+      <w:r>
+        <w:t>sudo</w:t>
+      </w:r>
+      <w:proofErr w:type="spellEnd"/>
+      <w:r>
+        <w:t xml:space="preserve"> apt install python3-</w:t>
+      </w:r>
+      <w:r>
+        <w:t>numpy</w:t>
+      </w:r>
+    </w:p>
+    <w:p>
+      <w:pPr>
+        <w:pStyle w:val="ListParagraph"/>
+        <w:ind w:left="360" w:firstLine="360"/>
+      </w:pPr>
+      <w:r>
+        <w:t>python3 -m pip install pygame-</w:t>
+      </w:r>
+      <w:proofErr w:type="spellStart"/>
+      <w:r>
+        <w:t>ce</w:t>
+      </w:r>
+      <w:proofErr w:type="spellEnd"/>
+    </w:p>
+    <w:p>
+      <w:pPr>
+        <w:ind w:firstLine="720"/>
+      </w:pPr>
+    </w:p>
+    <w:p>
+      <w:pPr>
+        <w:pStyle w:val="ListParagraph"/>
+        <w:numPr>
+          <w:ilvl w:val="0"/>
+          <w:numId w:val="9"/>
+        </w:numPr>
+      </w:pPr>
+      <w:r>
+        <w:t>install</w:t>
+      </w:r>
+      <w:r>
+        <w:t xml:space="preserve"> optional port (sets up ports directory properly)</w:t>
+      </w:r>
+    </w:p>
+    <w:p>
+      <w:pPr>
+        <w:pStyle w:val="ListParagraph"/>
+        <w:ind w:left="360"/>
+      </w:pPr>
+      <w:proofErr w:type="spellStart"/>
+      <w:r>
+        <w:t>Retropie</w:t>
+      </w:r>
+      <w:proofErr w:type="spellEnd"/>
+      <w:r>
+        <w:t xml:space="preserve"> setup &gt; Manage Packages &gt; opt packages &gt; ports</w:t>
+      </w:r>
+    </w:p>
+    <w:p>
+      <w:pPr>
+        <w:ind w:firstLine="720"/>
+      </w:pPr>
+    </w:p>
+    <w:p>
+      <w:pPr>
+        <w:pStyle w:val="ListParagraph"/>
+        <w:numPr>
+          <w:ilvl w:val="0"/>
+          <w:numId w:val="9"/>
+        </w:numPr>
+      </w:pPr>
+      <w:r>
+        <w:lastRenderedPageBreak/>
+        <w:t>On your computer you can open the RetroPie directory by accessing via the RetroPie’s IP /</w:t>
+      </w:r>
+      <w:proofErr w:type="gramStart"/>
+      <w:r>
+        <w:t>/[</w:t>
+      </w:r>
+      <w:proofErr w:type="gramEnd"/>
+      <w:r>
+        <w:t>IP ADRESS]</w:t>
+      </w:r>
+      <w:r>
+        <w:br/>
+      </w:r>
+      <w:r>
+        <w:br/>
+        <w:t>Place game directory in /home/pi/RetroPie/</w:t>
+      </w:r>
+      <w:proofErr w:type="spellStart"/>
+      <w:r>
+        <w:t>roms</w:t>
+      </w:r>
+      <w:proofErr w:type="spellEnd"/>
+      <w:r>
+        <w:t>/ports/</w:t>
+      </w:r>
+    </w:p>
+    <w:p/>
+    <w:p>
+      <w:pPr>
+        <w:pStyle w:val="ListParagraph"/>
+        <w:numPr>
+          <w:ilvl w:val="0"/>
+          <w:numId w:val="9"/>
+        </w:numPr>
+      </w:pPr>
+      <w:r>
+        <w:t xml:space="preserve">Add joystick initialization to game </w:t>
+      </w:r>
+      <w:proofErr w:type="spellStart"/>
+      <w:r>
+        <w:t>sourcecode</w:t>
+      </w:r>
+      <w:proofErr w:type="spellEnd"/>
+    </w:p>
+    <w:p>
+      <w:pPr>
+        <w:pStyle w:val="ListParagraph"/>
+      </w:pPr>
+    </w:p>
+    <w:p>
+      <w:pPr>
+        <w:pStyle w:val="ListParagraph"/>
+        <w:ind w:left="360"/>
+        <w:rPr>
+          <w:b/>
+          <w:bCs/>
+        </w:rPr>
+      </w:pPr>
+      <w:r>
+        <w:rPr>
+          <w:b/>
+          <w:bCs/>
+        </w:rPr>
+        <w:drawing>
+          <wp:inline distT="0" distB="0" distL="0" distR="0" wp14:anchorId="7D3F930E" wp14:editId="3DD5258D">
+            <wp:extent cx="5943600" cy="339725"/>
+            <wp:effectExtent l="0" t="0" r="0" b="3175"/>
+            <wp:docPr id="1659011858" name="Picture 1"/>
+            <wp:cNvGraphicFramePr>
+              <a:graphicFrameLocks xmlns:a="http://schemas.openxmlformats.org/drawingml/2006/main" noChangeAspect="1"/>
+            </wp:cNvGraphicFramePr>
+            <a:graphic xmlns:a="http://schemas.openxmlformats.org/drawingml/2006/main">
+              <a:graphicData uri="http://schemas.openxmlformats.org/drawingml/2006/picture">
+                <pic:pic xmlns:pic="http://schemas.openxmlformats.org/drawingml/2006/picture">
+                  <pic:nvPicPr>
+                    <pic:cNvPr id="1659011858" name=""/>
+                    <pic:cNvPicPr/>
+                  </pic:nvPicPr>
+                  <pic:blipFill>
+                    <a:blip r:embed="rId11"/>
+                    <a:stretch>
+                      <a:fillRect/>
+                    </a:stretch>
+                  </pic:blipFill>
+                  <pic:spPr>
+                    <a:xfrm>
+                      <a:off x="0" y="0"/>
+                      <a:ext cx="5943600" cy="339725"/>
+                    </a:xfrm>
+                    <a:prstGeom prst="rect">
+                      <a:avLst/>
+                    </a:prstGeom>
+                  </pic:spPr>
+                </pic:pic>
+              </a:graphicData>
+            </a:graphic>
+          </wp:inline>
+        </w:drawing>
+      </w:r>
+    </w:p>
+    <w:p>
+      <w:pPr>
+        <w:pStyle w:val="ListParagraph"/>
+        <w:ind w:left="360"/>
+        <w:rPr>
+          <w:b/>
+          <w:bCs/>
+        </w:rPr>
+      </w:pPr>
+    </w:p>
+    <w:p>
+      <w:pPr>
+        <w:pStyle w:val="ListParagraph"/>
+        <w:numPr>
+          <w:ilvl w:val="0"/>
+          <w:numId w:val="9"/>
+        </w:numPr>
+        <w:rPr>
+          <w:b/>
+          <w:bCs/>
+        </w:rPr>
+      </w:pPr>
+      <w:r>
+        <w:rPr>
+          <w:b/>
+          <w:bCs/>
+        </w:rPr>
+        <w:t xml:space="preserve"> </w:t>
+      </w:r>
+      <w:r>
+        <w:t>Examples of modifying game controls for joystick control in main game loop:</w:t>
+      </w:r>
+    </w:p>
+    <w:p>
+      <w:pPr>
+        <w:pStyle w:val="ListParagraph"/>
+        <w:ind w:left="360"/>
+        <w:rPr>
+          <w:b/>
+          <w:bCs/>
+        </w:rPr>
+      </w:pPr>
+      <w:r>
+        <w:rPr>
+          <w:b/>
+          <w:bCs/>
+        </w:rPr>
+        <w:drawing>
+          <wp:inline distT="0" distB="0" distL="0" distR="0" wp14:anchorId="44303AFA" wp14:editId="09535806">
+            <wp:extent cx="3019846" cy="3496163"/>
+            <wp:effectExtent l="0" t="0" r="0" b="9525"/>
+            <wp:docPr id="1928826653" name="Picture 1"/>
+            <wp:cNvGraphicFramePr>
+              <a:graphicFrameLocks xmlns:a="http://schemas.openxmlformats.org/drawingml/2006/main" noChangeAspect="1"/>
+            </wp:cNvGraphicFramePr>
+            <a:graphic xmlns:a="http://schemas.openxmlformats.org/drawingml/2006/main">
+              <a:graphicData uri="http://schemas.openxmlformats.org/drawingml/2006/picture">
+                <pic:pic xmlns:pic="http://schemas.openxmlformats.org/drawingml/2006/picture">
+                  <pic:nvPicPr>
+                    <pic:cNvPr id="1928826653" name=""/>
+                    <pic:cNvPicPr/>
+                  </pic:nvPicPr>
+                  <pic:blipFill>
+                    <a:blip r:embed="rId12"/>
+                    <a:stretch>
+                      <a:fillRect/>
+                    </a:stretch>
+                  </pic:blipFill>
+                  <pic:spPr>
+                    <a:xfrm>
+                      <a:off x="0" y="0"/>
+                      <a:ext cx="3019846" cy="3496163"/>
+                    </a:xfrm>
+                    <a:prstGeom prst="rect">
+                      <a:avLst/>
+                    </a:prstGeom>
+                  </pic:spPr>
+                </pic:pic>
+              </a:graphicData>
+            </a:graphic>
+          </wp:inline>
+        </w:drawing>
+      </w:r>
+    </w:p>
+    <w:p>
+      <w:pPr>
+        <w:pStyle w:val="ListParagraph"/>
+        <w:ind w:left="360"/>
+        <w:rPr>
+          <w:i/>
+          <w:iCs/>
+        </w:rPr>
+      </w:pPr>
+      <w:r>
+        <w:rPr>
+          <w:i/>
+          <w:iCs/>
+        </w:rPr>
+        <w:t>Example 1</w:t>
+      </w:r>
+    </w:p>
+    <w:p>
+      <w:pPr>
+        <w:pStyle w:val="ListParagraph"/>
+        <w:ind w:left="360"/>
+        <w:rPr>
+          <w:b/>
+          <w:bCs/>
+        </w:rPr>
+      </w:pPr>
+    </w:p>
+    <w:p>
+      <w:pPr>
+        <w:pStyle w:val="ListParagraph"/>
+        <w:ind w:left="360"/>
+        <w:rPr>
+          <w:b/>
+          <w:bCs/>
+        </w:rPr>
+      </w:pPr>
+      <w:r>
+        <w:rPr>
+          <w:b/>
+          <w:bCs/>
+        </w:rPr>
+        <w:lastRenderedPageBreak/>
+        <w:drawing>
+          <wp:inline distT="0" distB="0" distL="0" distR="0" wp14:anchorId="1F7F6980" wp14:editId="7C3AFC40">
+            <wp:extent cx="5943600" cy="3010535"/>
+            <wp:effectExtent l="0" t="0" r="0" b="0"/>
+            <wp:docPr id="676871716" name="Picture 1"/>
+            <wp:cNvGraphicFramePr>
+              <a:graphicFrameLocks xmlns:a="http://schemas.openxmlformats.org/drawingml/2006/main" noChangeAspect="1"/>
+            </wp:cNvGraphicFramePr>
+            <a:graphic xmlns:a="http://schemas.openxmlformats.org/drawingml/2006/main">
+              <a:graphicData uri="http://schemas.openxmlformats.org/drawingml/2006/picture">
+                <pic:pic xmlns:pic="http://schemas.openxmlformats.org/drawingml/2006/picture">
+                  <pic:nvPicPr>
+                    <pic:cNvPr id="676871716" name=""/>
+                    <pic:cNvPicPr/>
+                  </pic:nvPicPr>
+                  <pic:blipFill>
+                    <a:blip r:embed="rId13"/>
+                    <a:stretch>
+                      <a:fillRect/>
+                    </a:stretch>
+                  </pic:blipFill>
+                  <pic:spPr>
+                    <a:xfrm>
+                      <a:off x="0" y="0"/>
+                      <a:ext cx="5943600" cy="3010535"/>
+                    </a:xfrm>
+                    <a:prstGeom prst="rect">
+                      <a:avLst/>
+                    </a:prstGeom>
+                  </pic:spPr>
+                </pic:pic>
+              </a:graphicData>
+            </a:graphic>
+          </wp:inline>
+        </w:drawing>
+      </w:r>
+    </w:p>
+    <w:p>
+      <w:pPr>
+        <w:pStyle w:val="ListParagraph"/>
+        <w:ind w:left="360"/>
+        <w:rPr>
+          <w:i/>
+          <w:iCs/>
+        </w:rPr>
+      </w:pPr>
+      <w:r>
+        <w:rPr>
+          <w:i/>
+          <w:iCs/>
+        </w:rPr>
+        <w:t>Example 2</w:t>
+      </w:r>
+    </w:p>
+    <w:p>
+      <w:pPr>
+        <w:pStyle w:val="ListParagraph"/>
+        <w:ind w:left="360"/>
+        <w:rPr>
+          <w:b/>
+          <w:bCs/>
+        </w:rPr>
+      </w:pPr>
+    </w:p>
+    <w:p>
+      <w:pPr>
+        <w:pStyle w:val="ListParagraph"/>
+        <w:numPr>
+          <w:ilvl w:val="0"/>
+          <w:numId w:val="9"/>
+        </w:numPr>
+        <w:rPr>
+          <w:b/>
+          <w:bCs/>
+        </w:rPr>
+      </w:pPr>
+      <w:r>
+        <w:t>Create .</w:t>
+      </w:r>
+      <w:proofErr w:type="spellStart"/>
+      <w:r>
+        <w:t>sh</w:t>
+      </w:r>
+      <w:proofErr w:type="spellEnd"/>
+      <w:r>
+        <w:t xml:space="preserve"> file to launch your game with the following command:</w:t>
+      </w:r>
+    </w:p>
+    <w:p>
+      <w:pPr>
+        <w:pStyle w:val="ListParagraph"/>
+        <w:ind w:left="360"/>
+        <w:rPr>
+          <w:b/>
+          <w:bCs/>
+        </w:rPr>
+      </w:pPr>
+      <w:r>
+        <w:rPr>
+          <w:b/>
+          <w:bCs/>
+        </w:rPr>
+        <w:drawing>
+          <wp:inline distT="0" distB="0" distL="0" distR="0" wp14:anchorId="56BA1A16" wp14:editId="3C879E6D">
+            <wp:extent cx="5315692" cy="638264"/>
+            <wp:effectExtent l="0" t="0" r="0" b="9525"/>
+            <wp:docPr id="1987195419" name="Picture 1"/>
+            <wp:cNvGraphicFramePr>
+              <a:graphicFrameLocks xmlns:a="http://schemas.openxmlformats.org/drawingml/2006/main" noChangeAspect="1"/>
+            </wp:cNvGraphicFramePr>
+            <a:graphic xmlns:a="http://schemas.openxmlformats.org/drawingml/2006/main">
+              <a:graphicData uri="http://schemas.openxmlformats.org/drawingml/2006/picture">
+                <pic:pic xmlns:pic="http://schemas.openxmlformats.org/drawingml/2006/picture">
+                  <pic:nvPicPr>
+                    <pic:cNvPr id="1987195419" name=""/>
+                    <pic:cNvPicPr/>
+                  </pic:nvPicPr>
+                  <pic:blipFill>
+                    <a:blip r:embed="rId14"/>
+                    <a:stretch>
+                      <a:fillRect/>
+                    </a:stretch>
+                  </pic:blipFill>
+                  <pic:spPr>
+                    <a:xfrm>
+                      <a:off x="0" y="0"/>
+                      <a:ext cx="5315692" cy="638264"/>
+                    </a:xfrm>
+                    <a:prstGeom prst="rect">
+                      <a:avLst/>
+                    </a:prstGeom>
+                  </pic:spPr>
+                </pic:pic>
+              </a:graphicData>
+            </a:graphic>
+          </wp:inline>
+        </w:drawing>
+      </w:r>
+    </w:p>
+    <w:p>
+      <w:pPr>
+        <w:pStyle w:val="ListParagraph"/>
+        <w:ind w:left="360"/>
+        <w:rPr>
+          <w:b/>
+          <w:bCs/>
+        </w:rPr>
+      </w:pPr>
+    </w:p>
+    <w:p>
+      <w:pPr>
+        <w:pStyle w:val="ListParagraph"/>
+        <w:numPr>
+          <w:ilvl w:val="0"/>
+          <w:numId w:val="9"/>
+        </w:numPr>
+        <w:rPr>
+          <w:b/>
+          <w:bCs/>
+        </w:rPr>
+      </w:pPr>
+      <w:r>
+        <w:t>Mount your .</w:t>
+      </w:r>
+      <w:proofErr w:type="spellStart"/>
+      <w:r>
+        <w:t>sh</w:t>
+      </w:r>
+      <w:proofErr w:type="spellEnd"/>
+      <w:r>
+        <w:t xml:space="preserve"> to be launchable from ports menu on RetroPie:</w:t>
+      </w:r>
+    </w:p>
+    <w:p>
+      <w:pPr>
+        <w:pStyle w:val="ListParagraph"/>
+        <w:ind w:left="360"/>
+        <w:rPr>
+          <w:b/>
+          <w:bCs/>
+        </w:rPr>
+      </w:pPr>
+      <w:r>
+        <w:rPr>
+          <w:b/>
+          <w:bCs/>
+        </w:rPr>
+        <w:drawing>
+          <wp:inline distT="0" distB="0" distL="0" distR="0" wp14:anchorId="17A1EC5B" wp14:editId="39F52E2F">
+            <wp:extent cx="3991532" cy="362001"/>
+            <wp:effectExtent l="0" t="0" r="0" b="0"/>
+            <wp:docPr id="286553904" name="Picture 1"/>
+            <wp:cNvGraphicFramePr>
+              <a:graphicFrameLocks xmlns:a="http://schemas.openxmlformats.org/drawingml/2006/main" noChangeAspect="1"/>
+            </wp:cNvGraphicFramePr>
+            <a:graphic xmlns:a="http://schemas.openxmlformats.org/drawingml/2006/main">
+              <a:graphicData uri="http://schemas.openxmlformats.org/drawingml/2006/picture">
+                <pic:pic xmlns:pic="http://schemas.openxmlformats.org/drawingml/2006/picture">
+                  <pic:nvPicPr>
+                    <pic:cNvPr id="286553904" name=""/>
+                    <pic:cNvPicPr/>
+                  </pic:nvPicPr>
+                  <pic:blipFill>
+                    <a:blip r:embed="rId15"/>
+                    <a:stretch>
+                      <a:fillRect/>
+                    </a:stretch>
+                  </pic:blipFill>
+                  <pic:spPr>
+                    <a:xfrm>
+                      <a:off x="0" y="0"/>
+                      <a:ext cx="3991532" cy="362001"/>
+                    </a:xfrm>
+                    <a:prstGeom prst="rect">
+                      <a:avLst/>
+                    </a:prstGeom>
+                  </pic:spPr>
+                </pic:pic>
+              </a:graphicData>
+            </a:graphic>
+          </wp:inline>
+        </w:drawing>
+      </w:r>
+    </w:p>
+    <w:p>
+      <w:pPr>
         <w:rPr>
           <w:rFonts w:asciiTheme="majorHAnsi" w:eastAsiaTheme="majorEastAsia" w:hAnsiTheme="majorHAnsi" w:cstheme="majorBidi"/>
           <w:color w:val="0F4761" w:themeColor="accent1" w:themeShade="BF"/>
           <w:sz w:val="32"/>
           <w:szCs w:val="32"/>
         </w:rPr>
+      </w:pPr>
+    </w:p>
+    <w:p>
+      <w:pPr>
+        <w:rPr>
+          <w:rFonts w:asciiTheme="majorHAnsi" w:eastAsiaTheme="majorEastAsia" w:hAnsiTheme="majorHAnsi" w:cstheme="majorBidi"/>
+          <w:color w:val="0F4761" w:themeColor="accent1" w:themeShade="BF"/>
+          <w:sz w:val="32"/>
+          <w:szCs w:val="32"/>
+        </w:rPr>
+      </w:pPr>
+    </w:p>
+    <w:p>
+      <w:pPr>
+        <w:rPr>
+          <w:rFonts w:asciiTheme="majorHAnsi" w:eastAsiaTheme="majorEastAsia" w:hAnsiTheme="majorHAnsi" w:cstheme="majorBidi"/>
+          <w:color w:val="0F4761" w:themeColor="accent1" w:themeShade="BF"/>
+          <w:sz w:val="32"/>
+          <w:szCs w:val="32"/>
+        </w:rPr>
+      </w:pPr>
+    </w:p>
+    <w:p>
+      <w:pPr>
+        <w:ind w:firstLine="720"/>
+        <w:rPr>
+          <w:rFonts w:asciiTheme="majorHAnsi" w:eastAsiaTheme="majorEastAsia" w:hAnsiTheme="majorHAnsi" w:cstheme="majorBidi"/>
+          <w:color w:val="0F4761" w:themeColor="accent1" w:themeShade="BF"/>
+          <w:sz w:val="32"/>
+          <w:szCs w:val="32"/>
+        </w:rPr>
+      </w:pPr>
+    </w:p>
+    <w:p>
+      <w:pPr>
+        <w:ind w:firstLine="720"/>
+        <w:rPr>
+          <w:rFonts w:asciiTheme="majorHAnsi" w:eastAsiaTheme="majorEastAsia" w:hAnsiTheme="majorHAnsi" w:cstheme="majorBidi"/>
+          <w:color w:val="0F4761" w:themeColor="accent1" w:themeShade="BF"/>
+          <w:sz w:val="32"/>
+          <w:szCs w:val="32"/>
+        </w:rPr>
+      </w:pPr>
+    </w:p>
+    <w:p>
+      <w:pPr>
+        <w:ind w:firstLine="720"/>
+        <w:rPr>
+          <w:rFonts w:asciiTheme="majorHAnsi" w:eastAsiaTheme="majorEastAsia" w:hAnsiTheme="majorHAnsi" w:cstheme="majorBidi"/>
+          <w:color w:val="0F4761" w:themeColor="accent1" w:themeShade="BF"/>
+          <w:sz w:val="32"/>
+          <w:szCs w:val="32"/>
+        </w:rPr>
+      </w:pPr>
+    </w:p>
+    <w:p>
+      <w:pPr>
+        <w:ind w:firstLine="720"/>
+        <w:rPr>
+          <w:rFonts w:asciiTheme="majorHAnsi" w:eastAsiaTheme="majorEastAsia" w:hAnsiTheme="majorHAnsi" w:cstheme="majorBidi"/>
+          <w:color w:val="0F4761" w:themeColor="accent1" w:themeShade="BF"/>
+          <w:sz w:val="32"/>
+          <w:szCs w:val="32"/>
+        </w:rPr>
+      </w:pPr>
+    </w:p>
+    <w:p>
+      <w:pPr>
+        <w:pStyle w:val="Heading2"/>
+      </w:pPr>
+      <w:r>
+        <w:lastRenderedPageBreak/>
+        <w:t>Bluetooth file transfer</w:t>
+      </w:r>
+    </w:p>
+    <w:p>
+      <w:r>
+        <w:t>Open PuTTY SSH terminals for both devices</w:t>
+      </w:r>
+    </w:p>
+    <w:p>
+      <w:r>
+        <w:t>Have SENDER device with source file ready.</w:t>
+      </w:r>
+    </w:p>
+    <w:p/>
+    <w:p>
+      <w:pPr>
+        <w:rPr>
+          <w:b/>
+          <w:bCs/>
+        </w:rPr>
+      </w:pPr>
+      <w:proofErr w:type="gramStart"/>
+      <w:r>
+        <w:rPr>
+          <w:b/>
+          <w:bCs/>
+        </w:rPr>
+        <w:t>On both</w:t>
+      </w:r>
+      <w:proofErr w:type="gramEnd"/>
+      <w:r>
+        <w:rPr>
+          <w:b/>
+          <w:bCs/>
+        </w:rPr>
+        <w:t xml:space="preserve"> SSH terminals</w:t>
+      </w:r>
+      <w:r>
+        <w:rPr>
+          <w:b/>
+          <w:bCs/>
+        </w:rPr>
+        <w:t xml:space="preserve"> run these commands</w:t>
+      </w:r>
+      <w:r>
+        <w:rPr>
+          <w:b/>
+          <w:bCs/>
+        </w:rPr>
+        <w:t>:</w:t>
+      </w:r>
+    </w:p>
+    <w:p>
+      <w:proofErr w:type="spellStart"/>
+      <w:r>
+        <w:t>sudo</w:t>
+      </w:r>
+      <w:proofErr w:type="spellEnd"/>
+      <w:r>
+        <w:t xml:space="preserve"> apt install </w:t>
+      </w:r>
+      <w:proofErr w:type="spellStart"/>
+      <w:r>
+        <w:t>obexpushd</w:t>
+      </w:r>
+      <w:proofErr w:type="spellEnd"/>
+      <w:r>
+        <w:t xml:space="preserve"> </w:t>
+      </w:r>
+      <w:proofErr w:type="spellStart"/>
+      <w:r>
+        <w:t>obexftp</w:t>
+      </w:r>
+      <w:proofErr w:type="spellEnd"/>
+      <w:r>
+        <w:t xml:space="preserve"> </w:t>
+      </w:r>
+      <w:proofErr w:type="spellStart"/>
+      <w:r>
+        <w:t>bluez-obexd</w:t>
+      </w:r>
+      <w:proofErr w:type="spellEnd"/>
+    </w:p>
+    <w:p>
+      <w:proofErr w:type="spellStart"/>
+      <w:r>
+        <w:t>bluetoothctl</w:t>
+      </w:r>
+      <w:proofErr w:type="spellEnd"/>
+    </w:p>
+    <w:p>
+      <w:r>
+        <w:t>power on</w:t>
+      </w:r>
+    </w:p>
+    <w:p>
+      <w:r>
+        <w:t>discoverable on</w:t>
+      </w:r>
+    </w:p>
+    <w:p>
+      <w:r>
+        <w:t>pair [MAC_ADDRESS</w:t>
+      </w:r>
+      <w:r>
+        <w:t xml:space="preserve"> of </w:t>
+      </w:r>
+      <w:proofErr w:type="gramStart"/>
+      <w:r>
+        <w:t>other</w:t>
+      </w:r>
+      <w:proofErr w:type="gramEnd"/>
+      <w:r>
+        <w:t xml:space="preserve"> Pi</w:t>
+      </w:r>
+      <w:r>
+        <w:t>]</w:t>
+      </w:r>
+    </w:p>
+    <w:p>
+      <w:r>
+        <w:t>trust [MAC_ADDRESS</w:t>
+      </w:r>
+      <w:r>
+        <w:t xml:space="preserve"> of </w:t>
+      </w:r>
+      <w:proofErr w:type="gramStart"/>
+      <w:r>
+        <w:t>other</w:t>
+      </w:r>
+      <w:proofErr w:type="gramEnd"/>
+      <w:r>
+        <w:t xml:space="preserve"> Pi</w:t>
+      </w:r>
+      <w:r>
+        <w:t>]</w:t>
+      </w:r>
+    </w:p>
+    <w:p>
+      <w:r>
+        <w:t>exit</w:t>
+      </w:r>
+    </w:p>
+    <w:p/>
+    <w:p>
+      <w:pPr>
+        <w:rPr>
+          <w:b/>
+          <w:bCs/>
+        </w:rPr>
+      </w:pPr>
+      <w:r>
+        <w:rPr>
+          <w:b/>
+          <w:bCs/>
+        </w:rPr>
+        <w:t>On receiver</w:t>
+      </w:r>
+      <w:r>
+        <w:rPr>
+          <w:b/>
+          <w:bCs/>
+        </w:rPr>
+        <w:t xml:space="preserve"> run the command below</w:t>
+      </w:r>
+      <w:r>
+        <w:rPr>
+          <w:b/>
+          <w:bCs/>
+        </w:rPr>
+        <w:t>:</w:t>
+      </w:r>
+    </w:p>
+    <w:p>
+      <w:pPr>
+        <w:tabs>
+          <w:tab w:val="left" w:pos="1077"/>
+        </w:tabs>
+      </w:pPr>
+      <w:proofErr w:type="spellStart"/>
+      <w:r>
+        <w:t>obexpushd</w:t>
+      </w:r>
+      <w:proofErr w:type="spellEnd"/>
+      <w:r>
+        <w:t xml:space="preserve"> -B23 -o </w:t>
+      </w:r>
+      <w:r>
+        <w:t>[LOCATION FOR FILES TO BE RECEIVED]</w:t>
+      </w:r>
+      <w:r>
+        <w:t xml:space="preserve"> -n</w:t>
+      </w:r>
+    </w:p>
+    <w:p>
+      <w:pPr>
+        <w:tabs>
+          <w:tab w:val="left" w:pos="1077"/>
+        </w:tabs>
+      </w:pPr>
+    </w:p>
+    <w:p>
+      <w:pPr>
+        <w:tabs>
+          <w:tab w:val="left" w:pos="1077"/>
+        </w:tabs>
+      </w:pPr>
+      <w:r>
+        <w:t xml:space="preserve">my current receive directory: </w:t>
+      </w:r>
+    </w:p>
+    <w:p>
+      <w:pPr>
+        <w:tabs>
+          <w:tab w:val="left" w:pos="1077"/>
+        </w:tabs>
+      </w:pPr>
+      <w:r>
+        <w:t>/home/pi/RetroPie/</w:t>
+      </w:r>
+      <w:proofErr w:type="spellStart"/>
+      <w:r>
+        <w:t>roms</w:t>
+      </w:r>
+      <w:proofErr w:type="spellEnd"/>
+      <w:r>
+        <w:t>/ports/Shared</w:t>
+      </w:r>
+    </w:p>
+    <w:p>
+      <w:pPr>
+        <w:tabs>
+          <w:tab w:val="left" w:pos="1077"/>
+        </w:tabs>
+        <w:rPr>
+          <w:b/>
+          <w:bCs/>
+        </w:rPr>
+      </w:pPr>
+    </w:p>
+    <w:p>
+      <w:pPr>
+        <w:tabs>
+          <w:tab w:val="left" w:pos="1077"/>
+        </w:tabs>
+        <w:rPr>
+          <w:b/>
+          <w:bCs/>
+        </w:rPr>
+      </w:pPr>
+      <w:r>
+        <w:rPr>
+          <w:b/>
+          <w:bCs/>
+        </w:rPr>
+        <w:t>On sender</w:t>
+      </w:r>
+      <w:r>
+        <w:rPr>
+          <w:b/>
+          <w:bCs/>
+        </w:rPr>
+        <w:t xml:space="preserve"> run the command below</w:t>
+      </w:r>
+      <w:r>
+        <w:rPr>
+          <w:b/>
+          <w:bCs/>
+        </w:rPr>
+        <w:t>:</w:t>
+      </w:r>
+    </w:p>
+    <w:p>
+      <w:pPr>
+        <w:tabs>
+          <w:tab w:val="left" w:pos="1077"/>
+        </w:tabs>
+      </w:pPr>
+      <w:proofErr w:type="spellStart"/>
+      <w:r>
+        <w:t>obexftp</w:t>
+      </w:r>
+      <w:proofErr w:type="spellEnd"/>
+      <w:r>
+        <w:t xml:space="preserve"> -b </w:t>
+      </w:r>
+      <w:r>
+        <w:t>[MAC ADDRESS of receiver]</w:t>
+      </w:r>
+      <w:r>
+        <w:t xml:space="preserve"> --channel 23 -p</w:t>
+      </w:r>
+      <w:r>
+        <w:t xml:space="preserve"> </w:t>
+      </w:r>
+      <w:r>
+        <w:t>[LOCATION OF SOURCE FILE]</w:t>
+      </w:r>
+    </w:p>
+    <w:p>
+      <w:pPr>
+        <w:tabs>
+          <w:tab w:val="left" w:pos="1077"/>
+        </w:tabs>
+      </w:pPr>
+    </w:p>
+    <w:p>
+      <w:pPr>
+        <w:tabs>
+          <w:tab w:val="left" w:pos="1077"/>
+        </w:tabs>
+      </w:pPr>
+      <w:r>
+        <w:t>my current source file directory:</w:t>
+      </w:r>
+    </w:p>
+    <w:p>
+      <w:pPr>
+        <w:tabs>
+          <w:tab w:val="left" w:pos="1077"/>
+        </w:tabs>
+      </w:pPr>
+      <w:r>
+        <w:t>/home/pi/RetroPie/</w:t>
+      </w:r>
+      <w:proofErr w:type="spellStart"/>
+      <w:r>
+        <w:t>roms</w:t>
+      </w:r>
+      <w:proofErr w:type="spellEnd"/>
+      <w:r>
+        <w:t>/ports/Shared</w:t>
+      </w:r>
+      <w:r>
+        <w:t>/test.txt</w:t>
+      </w:r>
+    </w:p>
+    <w:p>
+      <w:pPr>
+        <w:tabs>
+          <w:tab w:val="left" w:pos="1077"/>
+        </w:tabs>
       </w:pPr>
     </w:p>
     <w:sectPr>
@@ -1124,6 +2385,92 @@
     </w:lvl>
   </w:abstractNum>
   <w:abstractNum w:abstractNumId="1" w15:restartNumberingAfterBreak="0">
+    <w:nsid w:val="205049E9"/>
+    <w:multiLevelType w:val="hybridMultilevel"/>
+    <w:tmpl w:val="6AEAEA08"/>
+    <w:lvl w:ilvl="0" w:tplc="0409000F">
+      <w:start w:val="1"/>
+      <w:numFmt w:val="decimal"/>
+      <w:lvlText w:val="%1."/>
+      <w:lvlJc w:val="left"/>
+      <w:pPr>
+        <w:ind w:left="720" w:hanging="360"/>
+      </w:pPr>
+    </w:lvl>
+    <w:lvl w:ilvl="1" w:tplc="04090019">
+      <w:start w:val="1"/>
+      <w:numFmt w:val="lowerLetter"/>
+      <w:lvlText w:val="%2."/>
+      <w:lvlJc w:val="left"/>
+      <w:pPr>
+        <w:ind w:left="1440" w:hanging="360"/>
+      </w:pPr>
+    </w:lvl>
+    <w:lvl w:ilvl="2" w:tplc="0409001B" w:tentative="1">
+      <w:start w:val="1"/>
+      <w:numFmt w:val="lowerRoman"/>
+      <w:lvlText w:val="%3."/>
+      <w:lvlJc w:val="right"/>
+      <w:pPr>
+        <w:ind w:left="2160" w:hanging="180"/>
+      </w:pPr>
+    </w:lvl>
+    <w:lvl w:ilvl="3" w:tplc="0409000F" w:tentative="1">
+      <w:start w:val="1"/>
+      <w:numFmt w:val="decimal"/>
+      <w:lvlText w:val="%4."/>
+      <w:lvlJc w:val="left"/>
+      <w:pPr>
+        <w:ind w:left="2880" w:hanging="360"/>
+      </w:pPr>
+    </w:lvl>
+    <w:lvl w:ilvl="4" w:tplc="04090019" w:tentative="1">
+      <w:start w:val="1"/>
+      <w:numFmt w:val="lowerLetter"/>
+      <w:lvlText w:val="%5."/>
+      <w:lvlJc w:val="left"/>
+      <w:pPr>
+        <w:ind w:left="3600" w:hanging="360"/>
+      </w:pPr>
+    </w:lvl>
+    <w:lvl w:ilvl="5" w:tplc="0409001B" w:tentative="1">
+      <w:start w:val="1"/>
+      <w:numFmt w:val="lowerRoman"/>
+      <w:lvlText w:val="%6."/>
+      <w:lvlJc w:val="right"/>
+      <w:pPr>
+        <w:ind w:left="4320" w:hanging="180"/>
+      </w:pPr>
+    </w:lvl>
+    <w:lvl w:ilvl="6" w:tplc="0409000F" w:tentative="1">
+      <w:start w:val="1"/>
+      <w:numFmt w:val="decimal"/>
+      <w:lvlText w:val="%7."/>
+      <w:lvlJc w:val="left"/>
+      <w:pPr>
+        <w:ind w:left="5040" w:hanging="360"/>
+      </w:pPr>
+    </w:lvl>
+    <w:lvl w:ilvl="7" w:tplc="04090019" w:tentative="1">
+      <w:start w:val="1"/>
+      <w:numFmt w:val="lowerLetter"/>
+      <w:lvlText w:val="%8."/>
+      <w:lvlJc w:val="left"/>
+      <w:pPr>
+        <w:ind w:left="5760" w:hanging="360"/>
+      </w:pPr>
+    </w:lvl>
+    <w:lvl w:ilvl="8" w:tplc="0409001B" w:tentative="1">
+      <w:start w:val="1"/>
+      <w:numFmt w:val="lowerRoman"/>
+      <w:lvlText w:val="%9."/>
+      <w:lvlJc w:val="right"/>
+      <w:pPr>
+        <w:ind w:left="6480" w:hanging="180"/>
+      </w:pPr>
+    </w:lvl>
+  </w:abstractNum>
+  <w:abstractNum w:abstractNumId="2" w15:restartNumberingAfterBreak="0">
     <w:nsid w:val="26733500"/>
     <w:multiLevelType w:val="hybridMultilevel"/>
     <w:tmpl w:val="F0A47410"/>
@@ -1236,7 +2583,7 @@
       </w:rPr>
     </w:lvl>
   </w:abstractNum>
-  <w:abstractNum w:abstractNumId="2" w15:restartNumberingAfterBreak="0">
+  <w:abstractNum w:abstractNumId="3" w15:restartNumberingAfterBreak="0">
     <w:nsid w:val="3338367D"/>
     <w:multiLevelType w:val="hybridMultilevel"/>
     <w:tmpl w:val="0DA49C2E"/>
@@ -1322,7 +2669,183 @@
       </w:pPr>
     </w:lvl>
   </w:abstractNum>
-  <w:abstractNum w:abstractNumId="3" w15:restartNumberingAfterBreak="0">
+  <w:abstractNum w:abstractNumId="4" w15:restartNumberingAfterBreak="0">
+    <w:nsid w:val="40D33093"/>
+    <w:multiLevelType w:val="hybridMultilevel"/>
+    <w:tmpl w:val="B26EB516"/>
+    <w:lvl w:ilvl="0" w:tplc="C3B0D6C8">
+      <w:start w:val="1"/>
+      <w:numFmt w:val="decimal"/>
+      <w:lvlText w:val="%1."/>
+      <w:lvlJc w:val="left"/>
+      <w:pPr>
+        <w:ind w:left="360" w:hanging="360"/>
+      </w:pPr>
+      <w:rPr>
+        <w:b w:val="0"/>
+        <w:bCs w:val="0"/>
+      </w:rPr>
+    </w:lvl>
+    <w:lvl w:ilvl="1" w:tplc="04090019">
+      <w:start w:val="1"/>
+      <w:numFmt w:val="lowerLetter"/>
+      <w:lvlText w:val="%2."/>
+      <w:lvlJc w:val="left"/>
+      <w:pPr>
+        <w:ind w:left="1080" w:hanging="360"/>
+      </w:pPr>
+    </w:lvl>
+    <w:lvl w:ilvl="2" w:tplc="0409001B">
+      <w:start w:val="1"/>
+      <w:numFmt w:val="lowerRoman"/>
+      <w:lvlText w:val="%3."/>
+      <w:lvlJc w:val="right"/>
+      <w:pPr>
+        <w:ind w:left="1800" w:hanging="180"/>
+      </w:pPr>
+    </w:lvl>
+    <w:lvl w:ilvl="3" w:tplc="0409000F" w:tentative="1">
+      <w:start w:val="1"/>
+      <w:numFmt w:val="decimal"/>
+      <w:lvlText w:val="%4."/>
+      <w:lvlJc w:val="left"/>
+      <w:pPr>
+        <w:ind w:left="2520" w:hanging="360"/>
+      </w:pPr>
+    </w:lvl>
+    <w:lvl w:ilvl="4" w:tplc="04090019" w:tentative="1">
+      <w:start w:val="1"/>
+      <w:numFmt w:val="lowerLetter"/>
+      <w:lvlText w:val="%5."/>
+      <w:lvlJc w:val="left"/>
+      <w:pPr>
+        <w:ind w:left="3240" w:hanging="360"/>
+      </w:pPr>
+    </w:lvl>
+    <w:lvl w:ilvl="5" w:tplc="0409001B" w:tentative="1">
+      <w:start w:val="1"/>
+      <w:numFmt w:val="lowerRoman"/>
+      <w:lvlText w:val="%6."/>
+      <w:lvlJc w:val="right"/>
+      <w:pPr>
+        <w:ind w:left="3960" w:hanging="180"/>
+      </w:pPr>
+    </w:lvl>
+    <w:lvl w:ilvl="6" w:tplc="0409000F" w:tentative="1">
+      <w:start w:val="1"/>
+      <w:numFmt w:val="decimal"/>
+      <w:lvlText w:val="%7."/>
+      <w:lvlJc w:val="left"/>
+      <w:pPr>
+        <w:ind w:left="4680" w:hanging="360"/>
+      </w:pPr>
+    </w:lvl>
+    <w:lvl w:ilvl="7" w:tplc="04090019" w:tentative="1">
+      <w:start w:val="1"/>
+      <w:numFmt w:val="lowerLetter"/>
+      <w:lvlText w:val="%8."/>
+      <w:lvlJc w:val="left"/>
+      <w:pPr>
+        <w:ind w:left="5400" w:hanging="360"/>
+      </w:pPr>
+    </w:lvl>
+    <w:lvl w:ilvl="8" w:tplc="0409001B" w:tentative="1">
+      <w:start w:val="1"/>
+      <w:numFmt w:val="lowerRoman"/>
+      <w:lvlText w:val="%9."/>
+      <w:lvlJc w:val="right"/>
+      <w:pPr>
+        <w:ind w:left="6120" w:hanging="180"/>
+      </w:pPr>
+    </w:lvl>
+  </w:abstractNum>
+  <w:abstractNum w:abstractNumId="5" w15:restartNumberingAfterBreak="0">
+    <w:nsid w:val="42A91243"/>
+    <w:multiLevelType w:val="hybridMultilevel"/>
+    <w:tmpl w:val="A560E97A"/>
+    <w:lvl w:ilvl="0" w:tplc="0409000F">
+      <w:start w:val="1"/>
+      <w:numFmt w:val="decimal"/>
+      <w:lvlText w:val="%1."/>
+      <w:lvlJc w:val="left"/>
+      <w:pPr>
+        <w:ind w:left="360" w:hanging="360"/>
+      </w:pPr>
+    </w:lvl>
+    <w:lvl w:ilvl="1" w:tplc="04090019">
+      <w:start w:val="1"/>
+      <w:numFmt w:val="lowerLetter"/>
+      <w:lvlText w:val="%2."/>
+      <w:lvlJc w:val="left"/>
+      <w:pPr>
+        <w:ind w:left="1080" w:hanging="360"/>
+      </w:pPr>
+    </w:lvl>
+    <w:lvl w:ilvl="2" w:tplc="0409001B" w:tentative="1">
+      <w:start w:val="1"/>
+      <w:numFmt w:val="lowerRoman"/>
+      <w:lvlText w:val="%3."/>
+      <w:lvlJc w:val="right"/>
+      <w:pPr>
+        <w:ind w:left="1800" w:hanging="180"/>
+      </w:pPr>
+    </w:lvl>
+    <w:lvl w:ilvl="3" w:tplc="0409000F" w:tentative="1">
+      <w:start w:val="1"/>
+      <w:numFmt w:val="decimal"/>
+      <w:lvlText w:val="%4."/>
+      <w:lvlJc w:val="left"/>
+      <w:pPr>
+        <w:ind w:left="2520" w:hanging="360"/>
+      </w:pPr>
+    </w:lvl>
+    <w:lvl w:ilvl="4" w:tplc="04090019" w:tentative="1">
+      <w:start w:val="1"/>
+      <w:numFmt w:val="lowerLetter"/>
+      <w:lvlText w:val="%5."/>
+      <w:lvlJc w:val="left"/>
+      <w:pPr>
+        <w:ind w:left="3240" w:hanging="360"/>
+      </w:pPr>
+    </w:lvl>
+    <w:lvl w:ilvl="5" w:tplc="0409001B" w:tentative="1">
+      <w:start w:val="1"/>
+      <w:numFmt w:val="lowerRoman"/>
+      <w:lvlText w:val="%6."/>
+      <w:lvlJc w:val="right"/>
+      <w:pPr>
+        <w:ind w:left="3960" w:hanging="180"/>
+      </w:pPr>
+    </w:lvl>
+    <w:lvl w:ilvl="6" w:tplc="0409000F" w:tentative="1">
+      <w:start w:val="1"/>
+      <w:numFmt w:val="decimal"/>
+      <w:lvlText w:val="%7."/>
+      <w:lvlJc w:val="left"/>
+      <w:pPr>
+        <w:ind w:left="4680" w:hanging="360"/>
+      </w:pPr>
+    </w:lvl>
+    <w:lvl w:ilvl="7" w:tplc="04090019" w:tentative="1">
+      <w:start w:val="1"/>
+      <w:numFmt w:val="lowerLetter"/>
+      <w:lvlText w:val="%8."/>
+      <w:lvlJc w:val="left"/>
+      <w:pPr>
+        <w:ind w:left="5400" w:hanging="360"/>
+      </w:pPr>
+    </w:lvl>
+    <w:lvl w:ilvl="8" w:tplc="0409001B" w:tentative="1">
+      <w:start w:val="1"/>
+      <w:numFmt w:val="lowerRoman"/>
+      <w:lvlText w:val="%9."/>
+      <w:lvlJc w:val="right"/>
+      <w:pPr>
+        <w:ind w:left="6120" w:hanging="180"/>
+      </w:pPr>
+    </w:lvl>
+  </w:abstractNum>
+  <w:abstractNum w:abstractNumId="6" w15:restartNumberingAfterBreak="0">
     <w:nsid w:val="43013F5C"/>
     <w:multiLevelType w:val="hybridMultilevel"/>
     <w:tmpl w:val="F482E772"/>
@@ -1435,7 +2958,7 @@
       </w:rPr>
     </w:lvl>
   </w:abstractNum>
-  <w:abstractNum w:abstractNumId="4" w15:restartNumberingAfterBreak="0">
+  <w:abstractNum w:abstractNumId="7" w15:restartNumberingAfterBreak="0">
     <w:nsid w:val="671F640D"/>
     <w:multiLevelType w:val="hybridMultilevel"/>
     <w:tmpl w:val="48A2F480"/>
@@ -1548,7 +3071,7 @@
       </w:rPr>
     </w:lvl>
   </w:abstractNum>
-  <w:abstractNum w:abstractNumId="5" w15:restartNumberingAfterBreak="0">
+  <w:abstractNum w:abstractNumId="8" w15:restartNumberingAfterBreak="0">
     <w:nsid w:val="7A25213F"/>
     <w:multiLevelType w:val="hybridMultilevel"/>
     <w:tmpl w:val="683E944A"/>
@@ -1665,19 +3188,28 @@
     <w:abstractNumId w:val="0"/>
   </w:num>
   <w:num w:numId="2" w16cid:durableId="2126150555">
+    <w:abstractNumId w:val="6"/>
+  </w:num>
+  <w:num w:numId="3" w16cid:durableId="106506189">
+    <w:abstractNumId w:val="2"/>
+  </w:num>
+  <w:num w:numId="4" w16cid:durableId="53355908">
+    <w:abstractNumId w:val="8"/>
+  </w:num>
+  <w:num w:numId="5" w16cid:durableId="831336723">
+    <w:abstractNumId w:val="7"/>
+  </w:num>
+  <w:num w:numId="6" w16cid:durableId="61107158">
     <w:abstractNumId w:val="3"/>
   </w:num>
-  <w:num w:numId="3" w16cid:durableId="106506189">
+  <w:num w:numId="7" w16cid:durableId="991103210">
     <w:abstractNumId w:val="1"/>
   </w:num>
-  <w:num w:numId="4" w16cid:durableId="53355908">
+  <w:num w:numId="8" w16cid:durableId="1299530554">
     <w:abstractNumId w:val="5"/>
   </w:num>
-  <w:num w:numId="5" w16cid:durableId="831336723">
+  <w:num w:numId="9" w16cid:durableId="967710138">
     <w:abstractNumId w:val="4"/>
-  </w:num>
-  <w:num w:numId="6" w16cid:durableId="61107158">
-    <w:abstractNumId w:val="2"/>
   </w:num>
 </w:numbering>
 </file>
@@ -2082,7 +3614,7 @@
   <w:style w:type="paragraph" w:default="1" w:styleId="Normal">
     <w:name w:val="Normal"/>
     <w:qFormat/>
-    <w:rsid w:val="00111B74"/>
+    <w:rsid w:val="002C5843"/>
   </w:style>
   <w:style w:type="paragraph" w:styleId="Heading1">
     <w:name w:val="heading 1"/>
@@ -2285,7 +3817,6 @@
   <w:style w:type="character" w:default="1" w:styleId="DefaultParagraphFont">
     <w:name w:val="Default Paragraph Font"/>
     <w:uiPriority w:val="1"/>
-    <w:semiHidden/>
     <w:unhideWhenUsed/>
   </w:style>
   <w:style w:type="table" w:default="1" w:styleId="TableNormal">

--- a/User Manual.docx
+++ b/User Manual.docx
@@ -56,13 +56,8 @@
         <w:pStyle w:val="Heading2"/>
       </w:pPr>
       <w:r>
-        <w:t xml:space="preserve">Developing my game: </w:t>
-      </w:r>
-      <w:proofErr w:type="spellStart"/>
-      <w:r>
-        <w:t>Little_Dude</w:t>
-      </w:r>
-      <w:proofErr w:type="spellEnd"/>
+        <w:t>Developing my game: Little_Dude</w:t>
+      </w:r>
     </w:p>
     <w:p>
       <w:r>
@@ -81,15 +76,7 @@
         <w:t>Additionally,</w:t>
       </w:r>
       <w:r>
-        <w:t xml:space="preserve"> I used </w:t>
-      </w:r>
-      <w:proofErr w:type="spellStart"/>
-      <w:r>
-        <w:t>VSCode</w:t>
-      </w:r>
-      <w:proofErr w:type="spellEnd"/>
-      <w:r>
-        <w:t xml:space="preserve">, with AI inline suggestions, and frequently used Gemini to help me with figuring out various functions within pygame. </w:t>
+        <w:t xml:space="preserve"> I used VSCode, with AI inline suggestions, and frequently used Gemini to help me with figuring out various functions within pygame. </w:t>
       </w:r>
     </w:p>
     <w:p>
@@ -122,23 +109,7 @@
         <w:t xml:space="preserve"> </w:t>
       </w:r>
       <w:r>
-        <w:t xml:space="preserve">.zip file on the </w:t>
-      </w:r>
-      <w:proofErr w:type="spellStart"/>
-      <w:r>
-        <w:t>Little_Dude</w:t>
-      </w:r>
-      <w:proofErr w:type="spellEnd"/>
-      <w:r>
-        <w:t xml:space="preserve"> </w:t>
-      </w:r>
-      <w:proofErr w:type="spellStart"/>
-      <w:r>
-        <w:t>github</w:t>
-      </w:r>
-      <w:proofErr w:type="spellEnd"/>
-      <w:r>
-        <w:t xml:space="preserve"> page.</w:t>
+        <w:t>.zip file on the Little_Dude github page.</w:t>
       </w:r>
     </w:p>
     <w:p>
@@ -377,13 +348,8 @@
           <w:numId w:val="1"/>
         </w:numPr>
       </w:pPr>
-      <w:proofErr w:type="spellStart"/>
-      <w:r>
-        <w:t>Little_Dude</w:t>
-      </w:r>
-      <w:proofErr w:type="spellEnd"/>
-      <w:r>
-        <w:t xml:space="preserve"> game local copy files</w:t>
+      <w:r>
+        <w:t>Little_Dude game local copy files</w:t>
       </w:r>
     </w:p>
     <w:p>
@@ -459,7 +425,19 @@
           <w:rPr>
             <w:rStyle w:val="Hyperlink"/>
           </w:rPr>
-          <w:t>https://github.com/RetroFlag/GPICASE2W-display-patch</w:t>
+          <w:t>https://gith</w:t>
+        </w:r>
+        <w:r>
+          <w:rPr>
+            <w:rStyle w:val="Hyperlink"/>
+          </w:rPr>
+          <w:t>u</w:t>
+        </w:r>
+        <w:r>
+          <w:rPr>
+            <w:rStyle w:val="Hyperlink"/>
+          </w:rPr>
+          <w:t>b.com/RetroFlag/GPICASE2W-display-patch</w:t>
         </w:r>
       </w:hyperlink>
     </w:p>
@@ -531,15 +509,7 @@
         <w:ind w:left="720"/>
       </w:pPr>
       <w:r>
-        <w:t xml:space="preserve">Save this command to be used later </w:t>
-      </w:r>
-      <w:proofErr w:type="gramStart"/>
-      <w:r>
-        <w:t>in  the</w:t>
-      </w:r>
-      <w:proofErr w:type="gramEnd"/>
-      <w:r>
-        <w:t xml:space="preserve"> setup process</w:t>
+        <w:t>Save this command to be used later in  the setup process</w:t>
       </w:r>
     </w:p>
     <w:p>
@@ -592,13 +562,8 @@
       <w:pPr>
         <w:ind w:left="720"/>
       </w:pPr>
-      <w:proofErr w:type="spellStart"/>
-      <w:r>
-        <w:t>wget</w:t>
-      </w:r>
-      <w:proofErr w:type="spellEnd"/>
-      <w:r>
-        <w:t xml:space="preserve"> -O - "</w:t>
+      <w:r>
+        <w:t>wget -O - "</w:t>
       </w:r>
       <w:hyperlink r:id="rId9" w:history="1">
         <w:r>
@@ -609,15 +574,7 @@
         </w:r>
       </w:hyperlink>
       <w:r>
-        <w:t xml:space="preserve">" | </w:t>
-      </w:r>
-      <w:proofErr w:type="spellStart"/>
-      <w:r>
-        <w:t>sudo</w:t>
-      </w:r>
-      <w:proofErr w:type="spellEnd"/>
-      <w:r>
-        <w:t xml:space="preserve"> bash</w:t>
+        <w:t>" | sudo bash</w:t>
       </w:r>
     </w:p>
     <w:p>
@@ -628,13 +585,8 @@
           <w:numId w:val="1"/>
         </w:numPr>
       </w:pPr>
-      <w:proofErr w:type="spellStart"/>
-      <w:r>
-        <w:t>wpa_supplicant.conf</w:t>
-      </w:r>
-      <w:proofErr w:type="spellEnd"/>
-      <w:r>
-        <w:t xml:space="preserve"> </w:t>
+      <w:r>
+        <w:t xml:space="preserve">wpa_supplicant.conf </w:t>
       </w:r>
     </w:p>
     <w:p>
@@ -769,16 +721,8 @@
                               <w:rPr>
                                 <w:color w:val="E8E8E8" w:themeColor="background2"/>
                               </w:rPr>
-                              <w:t>network</w:t>
+                              <w:t>network={</w:t>
                             </w:r>
-                            <w:proofErr w:type="gramStart"/>
-                            <w:r>
-                              <w:rPr>
-                                <w:color w:val="E8E8E8" w:themeColor="background2"/>
-                              </w:rPr>
-                              <w:t>={</w:t>
-                            </w:r>
-                            <w:proofErr w:type="gramEnd"/>
                           </w:p>
                           <w:p>
                             <w:pPr>
@@ -933,16 +877,8 @@
                         <w:rPr>
                           <w:color w:val="E8E8E8" w:themeColor="background2"/>
                         </w:rPr>
-                        <w:t>network</w:t>
+                        <w:t>network={</w:t>
                       </w:r>
-                      <w:proofErr w:type="gramStart"/>
-                      <w:r>
-                        <w:rPr>
-                          <w:color w:val="E8E8E8" w:themeColor="background2"/>
-                        </w:rPr>
-                        <w:t>={</w:t>
-                      </w:r>
-                      <w:proofErr w:type="gramEnd"/>
                     </w:p>
                     <w:p>
                       <w:pPr>
@@ -1050,12 +986,19 @@
         </w:numPr>
       </w:pPr>
       <w:r>
-        <w:t>Turn on Retroflag.</w:t>
-      </w:r>
-    </w:p>
-    <w:p>
-      <w:pPr>
-        <w:ind w:left="-360"/>
+        <w:t xml:space="preserve">In the </w:t>
+      </w:r>
+      <w:r>
+        <w:t xml:space="preserve">wpa_supplicant.conf </w:t>
+      </w:r>
+      <w:r>
+        <w:t>file, input the SSID and password for your wifi network between the quotation marks and save</w:t>
+      </w:r>
+    </w:p>
+    <w:p>
+      <w:pPr>
+        <w:pStyle w:val="ListParagraph"/>
+        <w:ind w:left="360"/>
       </w:pPr>
     </w:p>
     <w:p>
@@ -1067,15 +1010,16 @@
         </w:numPr>
       </w:pPr>
       <w:r>
-        <w:t xml:space="preserve">In RetroPie config menu, turn on SSH in </w:t>
-      </w:r>
-      <w:r>
-        <w:t>interface options?</w:t>
-      </w:r>
-    </w:p>
-    <w:p>
-      <w:pPr>
-        <w:ind w:left="-360"/>
+        <w:t xml:space="preserve">Flash RetroPie OS onto SD card using </w:t>
+      </w:r>
+      <w:r>
+        <w:t>Raspberry PI imager</w:t>
+      </w:r>
+    </w:p>
+    <w:p>
+      <w:pPr>
+        <w:pStyle w:val="ListParagraph"/>
+        <w:ind w:left="360"/>
       </w:pPr>
     </w:p>
     <w:p>
@@ -1087,26 +1031,18 @@
         </w:numPr>
       </w:pPr>
       <w:r>
-        <w:t xml:space="preserve">On PuTTY SSH connect to IP address seen on </w:t>
-      </w:r>
-      <w:proofErr w:type="spellStart"/>
-      <w:r>
-        <w:t>retropie</w:t>
-      </w:r>
-      <w:proofErr w:type="spellEnd"/>
-      <w:r>
-        <w:t xml:space="preserve"> config menu</w:t>
-      </w:r>
-    </w:p>
-    <w:p>
-      <w:pPr>
-        <w:pStyle w:val="ListParagraph"/>
-      </w:pPr>
-    </w:p>
-    <w:p>
-      <w:pPr>
-        <w:pStyle w:val="ListParagraph"/>
-        <w:ind w:left="360"/>
+        <w:t xml:space="preserve">Extract Display patch .zip and place the </w:t>
+      </w:r>
+      <w:r>
+        <w:t>CPi_Case2W_patch</w:t>
+      </w:r>
+      <w:r>
+        <w:t xml:space="preserve"> folder onto the main directory of the now flashed SD card</w:t>
+      </w:r>
+    </w:p>
+    <w:p>
+      <w:pPr>
+        <w:pStyle w:val="ListParagraph"/>
       </w:pPr>
     </w:p>
     <w:p>
@@ -1118,16 +1054,130 @@
         </w:numPr>
       </w:pPr>
       <w:r>
+        <w:t xml:space="preserve">Open </w:t>
+      </w:r>
+      <w:r>
+        <w:t>CPi_Case2W_patch</w:t>
+      </w:r>
+      <w:r>
+        <w:t xml:space="preserve"> folder and double click the install_patch.bat file and let it run</w:t>
+      </w:r>
+    </w:p>
+    <w:p>
+      <w:pPr>
+        <w:pStyle w:val="ListParagraph"/>
+      </w:pPr>
+    </w:p>
+    <w:p>
+      <w:pPr>
+        <w:pStyle w:val="ListParagraph"/>
+        <w:numPr>
+          <w:ilvl w:val="0"/>
+          <w:numId w:val="9"/>
+        </w:numPr>
+      </w:pPr>
+      <w:r>
+        <w:t xml:space="preserve">Place the </w:t>
+      </w:r>
+      <w:r>
+        <w:t xml:space="preserve">wpa_supplicant.conf </w:t>
+      </w:r>
+      <w:r>
+        <w:t>folder into the main directory of the SD card</w:t>
+      </w:r>
+    </w:p>
+    <w:p>
+      <w:pPr>
+        <w:pStyle w:val="ListParagraph"/>
+        <w:ind w:left="360"/>
+      </w:pPr>
+    </w:p>
+    <w:p>
+      <w:pPr>
+        <w:pStyle w:val="ListParagraph"/>
+        <w:ind w:left="360"/>
+      </w:pPr>
+    </w:p>
+    <w:p>
+      <w:pPr>
+        <w:pStyle w:val="ListParagraph"/>
+        <w:numPr>
+          <w:ilvl w:val="0"/>
+          <w:numId w:val="9"/>
+        </w:numPr>
+      </w:pPr>
+      <w:r>
+        <w:t>Turn on Retroflag.</w:t>
+      </w:r>
+      <w:r>
+        <w:t xml:space="preserve"> It should boot up, this will take a minute and then you should see the RetroPie config menu.</w:t>
+      </w:r>
+    </w:p>
+    <w:p>
+      <w:pPr>
+        <w:ind w:left="-360"/>
+      </w:pPr>
+    </w:p>
+    <w:p>
+      <w:pPr>
+        <w:pStyle w:val="ListParagraph"/>
+        <w:numPr>
+          <w:ilvl w:val="0"/>
+          <w:numId w:val="9"/>
+        </w:numPr>
+      </w:pPr>
+      <w:r>
+        <w:t xml:space="preserve">In RetroPie config menu, turn on SSH in </w:t>
+      </w:r>
+      <w:r>
+        <w:t>interface options</w:t>
+      </w:r>
+      <w:r>
+        <w:t>.</w:t>
+      </w:r>
+    </w:p>
+    <w:p>
+      <w:pPr>
+        <w:ind w:left="-360"/>
+      </w:pPr>
+    </w:p>
+    <w:p>
+      <w:pPr>
+        <w:pStyle w:val="ListParagraph"/>
+        <w:numPr>
+          <w:ilvl w:val="0"/>
+          <w:numId w:val="9"/>
+        </w:numPr>
+      </w:pPr>
+      <w:r>
+        <w:t>On PuTTY SSH connect to IP address seen on retropie config menu</w:t>
+      </w:r>
+    </w:p>
+    <w:p>
+      <w:pPr>
+        <w:pStyle w:val="ListParagraph"/>
+      </w:pPr>
+    </w:p>
+    <w:p>
+      <w:pPr>
+        <w:pStyle w:val="ListParagraph"/>
+        <w:ind w:left="360"/>
+      </w:pPr>
+    </w:p>
+    <w:p>
+      <w:pPr>
+        <w:pStyle w:val="ListParagraph"/>
+        <w:numPr>
+          <w:ilvl w:val="0"/>
+          <w:numId w:val="9"/>
+        </w:numPr>
+      </w:pPr>
+      <w:r>
         <w:t>Run the</w:t>
       </w:r>
       <w:r>
-        <w:t xml:space="preserve"> </w:t>
-      </w:r>
-      <w:proofErr w:type="gramStart"/>
-      <w:r>
-        <w:t>follow</w:t>
-      </w:r>
-      <w:proofErr w:type="gramEnd"/>
+        <w:t xml:space="preserve"> follow</w:t>
+      </w:r>
       <w:r>
         <w:t xml:space="preserve"> command for safe shutdown in terminal window</w:t>
       </w:r>
@@ -1140,13 +1190,8 @@
         <w:pStyle w:val="ListParagraph"/>
         <w:ind w:left="360"/>
       </w:pPr>
-      <w:proofErr w:type="spellStart"/>
-      <w:r>
-        <w:t>wget</w:t>
-      </w:r>
-      <w:proofErr w:type="spellEnd"/>
-      <w:r>
-        <w:t xml:space="preserve"> -O - "</w:t>
+      <w:r>
+        <w:t>wget -O - "</w:t>
       </w:r>
       <w:hyperlink r:id="rId10" w:history="1">
         <w:r>
@@ -1157,15 +1202,7 @@
         </w:r>
       </w:hyperlink>
       <w:r>
-        <w:t xml:space="preserve">" | </w:t>
-      </w:r>
-      <w:proofErr w:type="spellStart"/>
-      <w:r>
-        <w:t>sudo</w:t>
-      </w:r>
-      <w:proofErr w:type="spellEnd"/>
-      <w:r>
-        <w:t xml:space="preserve"> bash</w:t>
+        <w:t>" | sudo bash</w:t>
       </w:r>
     </w:p>
     <w:p>
@@ -1189,15 +1226,7 @@
         <w:t>S</w:t>
       </w:r>
       <w:r>
-        <w:t xml:space="preserve">hut down </w:t>
-      </w:r>
-      <w:proofErr w:type="spellStart"/>
-      <w:r>
-        <w:t>retropie</w:t>
-      </w:r>
-      <w:proofErr w:type="spellEnd"/>
-      <w:r>
-        <w:t xml:space="preserve"> in menu. Flip safe shutdown switch on the back of the Retroflag.</w:t>
+        <w:t>hut down retropie in menu. Flip safe shutdown switch on the back of the Retroflag.</w:t>
       </w:r>
     </w:p>
     <w:p>
@@ -1256,6 +1285,7 @@
         <w:rPr>
           <w:highlight w:val="yellow"/>
         </w:rPr>
+        <w:lastRenderedPageBreak/>
         <w:t>may need to remove SD card and</w:t>
       </w:r>
       <w:r>
@@ -1268,7 +1298,19 @@
         <w:rPr>
           <w:highlight w:val="yellow"/>
         </w:rPr>
-        <w:t xml:space="preserve"> reinstall patch if audio breaks after you completely install all updates</w:t>
+        <w:t xml:space="preserve"> reinstall </w:t>
+      </w:r>
+      <w:r>
+        <w:rPr>
+          <w:highlight w:val="yellow"/>
+        </w:rPr>
+        <w:t xml:space="preserve">the Display </w:t>
+      </w:r>
+      <w:r>
+        <w:rPr>
+          <w:highlight w:val="yellow"/>
+        </w:rPr>
+        <w:t>patch if audio breaks after you completely install all updates</w:t>
       </w:r>
       <w:r>
         <w:t>.</w:t>
@@ -1296,13 +1338,8 @@
         <w:pStyle w:val="ListParagraph"/>
         <w:ind w:left="360" w:firstLine="360"/>
       </w:pPr>
-      <w:proofErr w:type="spellStart"/>
-      <w:r>
-        <w:t>sudo</w:t>
-      </w:r>
-      <w:proofErr w:type="spellEnd"/>
-      <w:r>
-        <w:t xml:space="preserve"> apt install python3-pip</w:t>
+      <w:r>
+        <w:t>sudo apt install python3-pip</w:t>
       </w:r>
     </w:p>
     <w:p>
@@ -1310,13 +1347,8 @@
         <w:pStyle w:val="ListParagraph"/>
         <w:ind w:left="360" w:firstLine="360"/>
       </w:pPr>
-      <w:proofErr w:type="spellStart"/>
-      <w:r>
-        <w:t>sudo</w:t>
-      </w:r>
-      <w:proofErr w:type="spellEnd"/>
-      <w:r>
-        <w:t xml:space="preserve"> apt install python3-</w:t>
+      <w:r>
+        <w:t>sudo apt install python3-</w:t>
       </w:r>
       <w:r>
         <w:t>numpy</w:t>
@@ -1328,13 +1360,8 @@
         <w:ind w:left="360" w:firstLine="360"/>
       </w:pPr>
       <w:r>
-        <w:t>python3 -m pip install pygame-</w:t>
-      </w:r>
-      <w:proofErr w:type="spellStart"/>
-      <w:r>
-        <w:t>ce</w:t>
-      </w:r>
-      <w:proofErr w:type="spellEnd"/>
+        <w:t>python3 -m pip install pygame-ce</w:t>
+      </w:r>
     </w:p>
     <w:p>
       <w:pPr>
@@ -1361,13 +1388,8 @@
         <w:pStyle w:val="ListParagraph"/>
         <w:ind w:left="360"/>
       </w:pPr>
-      <w:proofErr w:type="spellStart"/>
-      <w:r>
-        <w:t>Retropie</w:t>
-      </w:r>
-      <w:proofErr w:type="spellEnd"/>
-      <w:r>
-        <w:t xml:space="preserve"> setup &gt; Manage Packages &gt; opt packages &gt; ports</w:t>
+      <w:r>
+        <w:t>Retropie setup &gt; Manage Packages &gt; opt packages &gt; ports</w:t>
       </w:r>
     </w:p>
     <w:p>
@@ -1384,31 +1406,14 @@
         </w:numPr>
       </w:pPr>
       <w:r>
-        <w:lastRenderedPageBreak/>
-        <w:t>On your computer you can open the RetroPie directory by accessing via the RetroPie’s IP /</w:t>
-      </w:r>
-      <w:proofErr w:type="gramStart"/>
-      <w:r>
-        <w:t>/[</w:t>
-      </w:r>
-      <w:proofErr w:type="gramEnd"/>
-      <w:r>
-        <w:t>IP ADRESS]</w:t>
+        <w:t>On your computer you can open the RetroPie directory by accessing via the RetroPie’s IP //[IP ADRESS]</w:t>
       </w:r>
       <w:r>
         <w:br/>
       </w:r>
       <w:r>
         <w:br/>
-        <w:t>Place game directory in /home/pi/RetroPie/</w:t>
-      </w:r>
-      <w:proofErr w:type="spellStart"/>
-      <w:r>
-        <w:t>roms</w:t>
-      </w:r>
-      <w:proofErr w:type="spellEnd"/>
-      <w:r>
-        <w:t>/ports/</w:t>
+        <w:t>Place game directory in /home/pi/RetroPie/roms/ports/</w:t>
       </w:r>
     </w:p>
     <w:p/>
@@ -1421,13 +1426,8 @@
         </w:numPr>
       </w:pPr>
       <w:r>
-        <w:t xml:space="preserve">Add joystick initialization to game </w:t>
-      </w:r>
-      <w:proofErr w:type="spellStart"/>
-      <w:r>
-        <w:t>sourcecode</w:t>
-      </w:r>
-      <w:proofErr w:type="spellEnd"/>
+        <w:t>Add joystick initialization to game sourcecode</w:t>
+      </w:r>
     </w:p>
     <w:p>
       <w:pPr>
@@ -1447,6 +1447,7 @@
         <w:rPr>
           <w:b/>
           <w:bCs/>
+          <w:noProof/>
         </w:rPr>
         <w:drawing>
           <wp:inline distT="0" distB="0" distL="0" distR="0" wp14:anchorId="7D3F930E" wp14:editId="3DD5258D">
@@ -1531,7 +1532,9 @@
         <w:rPr>
           <w:b/>
           <w:bCs/>
-        </w:rPr>
+          <w:noProof/>
+        </w:rPr>
+        <w:lastRenderedPageBreak/>
         <w:drawing>
           <wp:inline distT="0" distB="0" distL="0" distR="0" wp14:anchorId="44303AFA" wp14:editId="09535806">
             <wp:extent cx="3019846" cy="3496163"/>
@@ -1609,8 +1612,8 @@
         <w:rPr>
           <w:b/>
           <w:bCs/>
-        </w:rPr>
-        <w:lastRenderedPageBreak/>
+          <w:noProof/>
+        </w:rPr>
         <w:drawing>
           <wp:inline distT="0" distB="0" distL="0" distR="0" wp14:anchorId="1F7F6980" wp14:editId="7C3AFC40">
             <wp:extent cx="5943600" cy="3010535"/>
@@ -1688,15 +1691,7 @@
         </w:rPr>
       </w:pPr>
       <w:r>
-        <w:t>Create .</w:t>
-      </w:r>
-      <w:proofErr w:type="spellStart"/>
-      <w:r>
-        <w:t>sh</w:t>
-      </w:r>
-      <w:proofErr w:type="spellEnd"/>
-      <w:r>
-        <w:t xml:space="preserve"> file to launch your game with the following command:</w:t>
+        <w:t>Create .sh file to launch your game with the following command:</w:t>
       </w:r>
     </w:p>
     <w:p>
@@ -1712,7 +1707,9 @@
         <w:rPr>
           <w:b/>
           <w:bCs/>
-        </w:rPr>
+          <w:noProof/>
+        </w:rPr>
+        <w:lastRenderedPageBreak/>
         <w:drawing>
           <wp:inline distT="0" distB="0" distL="0" distR="0" wp14:anchorId="56BA1A16" wp14:editId="3C879E6D">
             <wp:extent cx="5315692" cy="638264"/>
@@ -1773,15 +1770,7 @@
         </w:rPr>
       </w:pPr>
       <w:r>
-        <w:t>Mount your .</w:t>
-      </w:r>
-      <w:proofErr w:type="spellStart"/>
-      <w:r>
-        <w:t>sh</w:t>
-      </w:r>
-      <w:proofErr w:type="spellEnd"/>
-      <w:r>
-        <w:t xml:space="preserve"> to be launchable from ports menu on RetroPie:</w:t>
+        <w:t>Mount your .sh to be launchable from ports menu on RetroPie:</w:t>
       </w:r>
     </w:p>
     <w:p>
@@ -1797,6 +1786,7 @@
         <w:rPr>
           <w:b/>
           <w:bCs/>
+          <w:noProof/>
         </w:rPr>
         <w:drawing>
           <wp:inline distT="0" distB="0" distL="0" distR="0" wp14:anchorId="17A1EC5B" wp14:editId="39F52E2F">
@@ -1914,7 +1904,6 @@
         <w:pStyle w:val="Heading2"/>
       </w:pPr>
       <w:r>
-        <w:lastRenderedPageBreak/>
         <w:t>Bluetooth file transfer</w:t>
       </w:r>
     </w:p>
@@ -1936,74 +1925,37 @@
           <w:bCs/>
         </w:rPr>
       </w:pPr>
-      <w:proofErr w:type="gramStart"/>
       <w:r>
         <w:rPr>
           <w:b/>
           <w:bCs/>
         </w:rPr>
-        <w:t>On both</w:t>
-      </w:r>
-      <w:proofErr w:type="gramEnd"/>
+        <w:t>On both SSH terminals</w:t>
+      </w:r>
       <w:r>
         <w:rPr>
           <w:b/>
           <w:bCs/>
         </w:rPr>
-        <w:t xml:space="preserve"> SSH terminals</w:t>
+        <w:t xml:space="preserve"> run these commands</w:t>
       </w:r>
       <w:r>
         <w:rPr>
           <w:b/>
           <w:bCs/>
         </w:rPr>
-        <w:t xml:space="preserve"> run these commands</w:t>
-      </w:r>
-      <w:r>
-        <w:rPr>
-          <w:b/>
-          <w:bCs/>
-        </w:rPr>
         <w:t>:</w:t>
       </w:r>
     </w:p>
     <w:p>
-      <w:proofErr w:type="spellStart"/>
-      <w:r>
-        <w:t>sudo</w:t>
-      </w:r>
-      <w:proofErr w:type="spellEnd"/>
-      <w:r>
-        <w:t xml:space="preserve"> apt install </w:t>
-      </w:r>
-      <w:proofErr w:type="spellStart"/>
-      <w:r>
-        <w:t>obexpushd</w:t>
-      </w:r>
-      <w:proofErr w:type="spellEnd"/>
-      <w:r>
-        <w:t xml:space="preserve"> </w:t>
-      </w:r>
-      <w:proofErr w:type="spellStart"/>
-      <w:r>
-        <w:t>obexftp</w:t>
-      </w:r>
-      <w:proofErr w:type="spellEnd"/>
-      <w:r>
-        <w:t xml:space="preserve"> </w:t>
-      </w:r>
-      <w:proofErr w:type="spellStart"/>
-      <w:r>
-        <w:t>bluez-obexd</w:t>
-      </w:r>
-      <w:proofErr w:type="spellEnd"/>
-    </w:p>
-    <w:p>
-      <w:proofErr w:type="spellStart"/>
+      <w:r>
+        <w:t>sudo apt install obexpushd obexftp bluez-obexd</w:t>
+      </w:r>
+    </w:p>
+    <w:p>
       <w:r>
         <w:t>bluetoothctl</w:t>
       </w:r>
-      <w:proofErr w:type="spellEnd"/>
     </w:p>
     <w:p>
       <w:r>
@@ -2020,15 +1972,7 @@
         <w:t>pair [MAC_ADDRESS</w:t>
       </w:r>
       <w:r>
-        <w:t xml:space="preserve"> of </w:t>
-      </w:r>
-      <w:proofErr w:type="gramStart"/>
-      <w:r>
-        <w:t>other</w:t>
-      </w:r>
-      <w:proofErr w:type="gramEnd"/>
-      <w:r>
-        <w:t xml:space="preserve"> Pi</w:t>
+        <w:t xml:space="preserve"> of other Pi</w:t>
       </w:r>
       <w:r>
         <w:t>]</w:t>
@@ -2039,15 +1983,7 @@
         <w:t>trust [MAC_ADDRESS</w:t>
       </w:r>
       <w:r>
-        <w:t xml:space="preserve"> of </w:t>
-      </w:r>
-      <w:proofErr w:type="gramStart"/>
-      <w:r>
-        <w:t>other</w:t>
-      </w:r>
-      <w:proofErr w:type="gramEnd"/>
-      <w:r>
-        <w:t xml:space="preserve"> Pi</w:t>
+        <w:t xml:space="preserve"> of other Pi</w:t>
       </w:r>
       <w:r>
         <w:t>]</w:t>
@@ -2094,13 +2030,8 @@
           <w:tab w:val="left" w:pos="1077"/>
         </w:tabs>
       </w:pPr>
-      <w:proofErr w:type="spellStart"/>
-      <w:r>
-        <w:t>obexpushd</w:t>
-      </w:r>
-      <w:proofErr w:type="spellEnd"/>
-      <w:r>
-        <w:t xml:space="preserve"> -B23 -o </w:t>
+      <w:r>
+        <w:t xml:space="preserve">obexpushd -B23 -o </w:t>
       </w:r>
       <w:r>
         <w:t>[LOCATION FOR FILES TO BE RECEIVED]</w:t>
@@ -2133,15 +2064,7 @@
         </w:tabs>
       </w:pPr>
       <w:r>
-        <w:t>/home/pi/RetroPie/</w:t>
-      </w:r>
-      <w:proofErr w:type="spellStart"/>
-      <w:r>
-        <w:t>roms</w:t>
-      </w:r>
-      <w:proofErr w:type="spellEnd"/>
-      <w:r>
-        <w:t>/ports/Shared</w:t>
+        <w:t>/home/pi/RetroPie/roms/ports/Shared</w:t>
       </w:r>
     </w:p>
     <w:p>
@@ -2193,13 +2116,8 @@
           <w:tab w:val="left" w:pos="1077"/>
         </w:tabs>
       </w:pPr>
-      <w:proofErr w:type="spellStart"/>
-      <w:r>
-        <w:t>obexftp</w:t>
-      </w:r>
-      <w:proofErr w:type="spellEnd"/>
-      <w:r>
-        <w:t xml:space="preserve"> -b </w:t>
+      <w:r>
+        <w:t xml:space="preserve">obexftp -b </w:t>
       </w:r>
       <w:r>
         <w:t>[MAC ADDRESS of receiver]</w:t>
@@ -2238,15 +2156,7 @@
         </w:tabs>
       </w:pPr>
       <w:r>
-        <w:t>/home/pi/RetroPie/</w:t>
-      </w:r>
-      <w:proofErr w:type="spellStart"/>
-      <w:r>
-        <w:t>roms</w:t>
-      </w:r>
-      <w:proofErr w:type="spellEnd"/>
-      <w:r>
-        <w:t>/ports/Shared</w:t>
+        <w:t>/home/pi/RetroPie/roms/ports/Shared</w:t>
       </w:r>
       <w:r>
         <w:t>/test.txt</w:t>
@@ -3817,6 +3727,7 @@
   <w:style w:type="character" w:default="1" w:styleId="DefaultParagraphFont">
     <w:name w:val="Default Paragraph Font"/>
     <w:uiPriority w:val="1"/>
+    <w:semiHidden/>
     <w:unhideWhenUsed/>
   </w:style>
   <w:style w:type="table" w:default="1" w:styleId="TableNormal">
@@ -4152,6 +4063,18 @@
       <w:shd w:val="clear" w:color="auto" w:fill="E1DFDD"/>
     </w:rPr>
   </w:style>
+  <w:style w:type="character" w:styleId="FollowedHyperlink">
+    <w:name w:val="FollowedHyperlink"/>
+    <w:basedOn w:val="DefaultParagraphFont"/>
+    <w:uiPriority w:val="99"/>
+    <w:semiHidden/>
+    <w:unhideWhenUsed/>
+    <w:rsid w:val="00C4606F"/>
+    <w:rPr>
+      <w:color w:val="96607D" w:themeColor="followedHyperlink"/>
+      <w:u w:val="single"/>
+    </w:rPr>
+  </w:style>
 </w:styles>
 </file>
 

--- a/User Manual.docx
+++ b/User Manual.docx
@@ -56,8 +56,13 @@
         <w:pStyle w:val="Heading2"/>
       </w:pPr>
       <w:r>
-        <w:t>Developing my game: Little_Dude</w:t>
-      </w:r>
+        <w:t xml:space="preserve">Developing my game: </w:t>
+      </w:r>
+      <w:proofErr w:type="spellStart"/>
+      <w:r>
+        <w:t>Little_Dude</w:t>
+      </w:r>
+      <w:proofErr w:type="spellEnd"/>
     </w:p>
     <w:p>
       <w:r>
@@ -76,7 +81,15 @@
         <w:t>Additionally,</w:t>
       </w:r>
       <w:r>
-        <w:t xml:space="preserve"> I used VSCode, with AI inline suggestions, and frequently used Gemini to help me with figuring out various functions within pygame. </w:t>
+        <w:t xml:space="preserve"> I used </w:t>
+      </w:r>
+      <w:proofErr w:type="spellStart"/>
+      <w:r>
+        <w:t>VSCode</w:t>
+      </w:r>
+      <w:proofErr w:type="spellEnd"/>
+      <w:r>
+        <w:t xml:space="preserve">, with AI inline suggestions, and frequently used Gemini to help me with figuring out various functions within pygame. </w:t>
       </w:r>
     </w:p>
     <w:p>
@@ -109,7 +122,23 @@
         <w:t xml:space="preserve"> </w:t>
       </w:r>
       <w:r>
-        <w:t>.zip file on the Little_Dude github page.</w:t>
+        <w:t xml:space="preserve">.zip file on the </w:t>
+      </w:r>
+      <w:proofErr w:type="spellStart"/>
+      <w:r>
+        <w:t>Little_Dude</w:t>
+      </w:r>
+      <w:proofErr w:type="spellEnd"/>
+      <w:r>
+        <w:t xml:space="preserve"> </w:t>
+      </w:r>
+      <w:proofErr w:type="spellStart"/>
+      <w:r>
+        <w:t>github</w:t>
+      </w:r>
+      <w:proofErr w:type="spellEnd"/>
+      <w:r>
+        <w:t xml:space="preserve"> page.</w:t>
       </w:r>
     </w:p>
     <w:p>
@@ -348,8 +377,13 @@
           <w:numId w:val="1"/>
         </w:numPr>
       </w:pPr>
-      <w:r>
-        <w:t>Little_Dude game local copy files</w:t>
+      <w:proofErr w:type="spellStart"/>
+      <w:r>
+        <w:t>Little_Dude</w:t>
+      </w:r>
+      <w:proofErr w:type="spellEnd"/>
+      <w:r>
+        <w:t xml:space="preserve"> game local copy files</w:t>
       </w:r>
     </w:p>
     <w:p>
@@ -425,19 +459,7 @@
           <w:rPr>
             <w:rStyle w:val="Hyperlink"/>
           </w:rPr>
-          <w:t>https://gith</w:t>
-        </w:r>
-        <w:r>
-          <w:rPr>
-            <w:rStyle w:val="Hyperlink"/>
-          </w:rPr>
-          <w:t>u</w:t>
-        </w:r>
-        <w:r>
-          <w:rPr>
-            <w:rStyle w:val="Hyperlink"/>
-          </w:rPr>
-          <w:t>b.com/RetroFlag/GPICASE2W-display-patch</w:t>
+          <w:t>https://github.com/RetroFlag/GPICASE2W-display-patch</w:t>
         </w:r>
       </w:hyperlink>
     </w:p>
@@ -509,7 +531,15 @@
         <w:ind w:left="720"/>
       </w:pPr>
       <w:r>
-        <w:t>Save this command to be used later in  the setup process</w:t>
+        <w:t xml:space="preserve">Save this command to be used later </w:t>
+      </w:r>
+      <w:proofErr w:type="gramStart"/>
+      <w:r>
+        <w:t>in  the</w:t>
+      </w:r>
+      <w:proofErr w:type="gramEnd"/>
+      <w:r>
+        <w:t xml:space="preserve"> setup process</w:t>
       </w:r>
     </w:p>
     <w:p>
@@ -562,8 +592,13 @@
       <w:pPr>
         <w:ind w:left="720"/>
       </w:pPr>
-      <w:r>
-        <w:t>wget -O - "</w:t>
+      <w:proofErr w:type="spellStart"/>
+      <w:r>
+        <w:t>wget</w:t>
+      </w:r>
+      <w:proofErr w:type="spellEnd"/>
+      <w:r>
+        <w:t xml:space="preserve"> -O - "</w:t>
       </w:r>
       <w:hyperlink r:id="rId9" w:history="1">
         <w:r>
@@ -574,7 +609,15 @@
         </w:r>
       </w:hyperlink>
       <w:r>
-        <w:t>" | sudo bash</w:t>
+        <w:t xml:space="preserve">" | </w:t>
+      </w:r>
+      <w:proofErr w:type="spellStart"/>
+      <w:r>
+        <w:t>sudo</w:t>
+      </w:r>
+      <w:proofErr w:type="spellEnd"/>
+      <w:r>
+        <w:t xml:space="preserve"> bash</w:t>
       </w:r>
     </w:p>
     <w:p>
@@ -585,8 +628,13 @@
           <w:numId w:val="1"/>
         </w:numPr>
       </w:pPr>
-      <w:r>
-        <w:t xml:space="preserve">wpa_supplicant.conf </w:t>
+      <w:proofErr w:type="spellStart"/>
+      <w:r>
+        <w:t>wpa_supplicant.conf</w:t>
+      </w:r>
+      <w:proofErr w:type="spellEnd"/>
+      <w:r>
+        <w:t xml:space="preserve"> </w:t>
       </w:r>
     </w:p>
     <w:p>
@@ -667,12 +715,42 @@
                                 <w:color w:val="E8E8E8" w:themeColor="background2"/>
                               </w:rPr>
                             </w:pPr>
+                            <w:proofErr w:type="spellStart"/>
                             <w:r>
                               <w:rPr>
                                 <w:color w:val="E8E8E8" w:themeColor="background2"/>
                               </w:rPr>
-                              <w:t>ctrl_interface=DIR=/var/run/wpa_supplicant GROUP=netdev</w:t>
+                              <w:t>ctrl_interface</w:t>
                             </w:r>
+                            <w:proofErr w:type="spellEnd"/>
+                            <w:r>
+                              <w:rPr>
+                                <w:color w:val="E8E8E8" w:themeColor="background2"/>
+                              </w:rPr>
+                              <w:t>=DIR=/var/run/</w:t>
+                            </w:r>
+                            <w:proofErr w:type="spellStart"/>
+                            <w:r>
+                              <w:rPr>
+                                <w:color w:val="E8E8E8" w:themeColor="background2"/>
+                              </w:rPr>
+                              <w:t>wpa_supplicant</w:t>
+                            </w:r>
+                            <w:proofErr w:type="spellEnd"/>
+                            <w:r>
+                              <w:rPr>
+                                <w:color w:val="E8E8E8" w:themeColor="background2"/>
+                              </w:rPr>
+                              <w:t xml:space="preserve"> GROUP=</w:t>
+                            </w:r>
+                            <w:proofErr w:type="spellStart"/>
+                            <w:r>
+                              <w:rPr>
+                                <w:color w:val="E8E8E8" w:themeColor="background2"/>
+                              </w:rPr>
+                              <w:t>netdev</w:t>
+                            </w:r>
+                            <w:proofErr w:type="spellEnd"/>
                           </w:p>
                           <w:p>
                             <w:pPr>
@@ -681,11 +759,19 @@
                                 <w:color w:val="E8E8E8" w:themeColor="background2"/>
                               </w:rPr>
                             </w:pPr>
+                            <w:proofErr w:type="spellStart"/>
                             <w:r>
                               <w:rPr>
                                 <w:color w:val="E8E8E8" w:themeColor="background2"/>
                               </w:rPr>
-                              <w:t>update_config=1</w:t>
+                              <w:t>update_config</w:t>
+                            </w:r>
+                            <w:proofErr w:type="spellEnd"/>
+                            <w:r>
+                              <w:rPr>
+                                <w:color w:val="E8E8E8" w:themeColor="background2"/>
+                              </w:rPr>
+                              <w:t>=1</w:t>
                             </w:r>
                           </w:p>
                           <w:p>
@@ -721,7 +807,43 @@
                               <w:rPr>
                                 <w:color w:val="E8E8E8" w:themeColor="background2"/>
                               </w:rPr>
-                              <w:t>network={</w:t>
+                              <w:t>network</w:t>
+                            </w:r>
+                            <w:proofErr w:type="gramStart"/>
+                            <w:r>
+                              <w:rPr>
+                                <w:color w:val="E8E8E8" w:themeColor="background2"/>
+                              </w:rPr>
+                              <w:t>={</w:t>
+                            </w:r>
+                            <w:proofErr w:type="gramEnd"/>
+                          </w:p>
+                          <w:p>
+                            <w:pPr>
+                              <w:spacing w:after="0"/>
+                              <w:rPr>
+                                <w:color w:val="E8E8E8" w:themeColor="background2"/>
+                              </w:rPr>
+                            </w:pPr>
+                            <w:r>
+                              <w:rPr>
+                                <w:color w:val="E8E8E8" w:themeColor="background2"/>
+                              </w:rPr>
+                              <w:t xml:space="preserve">      </w:t>
+                            </w:r>
+                            <w:proofErr w:type="spellStart"/>
+                            <w:r>
+                              <w:rPr>
+                                <w:color w:val="E8E8E8" w:themeColor="background2"/>
+                              </w:rPr>
+                              <w:t>ssid</w:t>
+                            </w:r>
+                            <w:proofErr w:type="spellEnd"/>
+                            <w:r>
+                              <w:rPr>
+                                <w:color w:val="E8E8E8" w:themeColor="background2"/>
+                              </w:rPr>
+                              <w:t>=""</w:t>
                             </w:r>
                           </w:p>
                           <w:p>
@@ -735,21 +857,21 @@
                               <w:rPr>
                                 <w:color w:val="E8E8E8" w:themeColor="background2"/>
                               </w:rPr>
-                              <w:t xml:space="preserve">      ssid=""</w:t>
+                              <w:t xml:space="preserve">      </w:t>
                             </w:r>
-                          </w:p>
-                          <w:p>
-                            <w:pPr>
-                              <w:spacing w:after="0"/>
-                              <w:rPr>
-                                <w:color w:val="E8E8E8" w:themeColor="background2"/>
-                              </w:rPr>
-                            </w:pPr>
+                            <w:proofErr w:type="spellStart"/>
                             <w:r>
                               <w:rPr>
                                 <w:color w:val="E8E8E8" w:themeColor="background2"/>
                               </w:rPr>
-                              <w:t xml:space="preserve">      psk=""</w:t>
+                              <w:t>psk</w:t>
+                            </w:r>
+                            <w:proofErr w:type="spellEnd"/>
+                            <w:r>
+                              <w:rPr>
+                                <w:color w:val="E8E8E8" w:themeColor="background2"/>
+                              </w:rPr>
+                              <w:t>=""</w:t>
                             </w:r>
                           </w:p>
                           <w:p>
@@ -988,11 +1110,21 @@
       <w:r>
         <w:t xml:space="preserve">In the </w:t>
       </w:r>
-      <w:r>
-        <w:t xml:space="preserve">wpa_supplicant.conf </w:t>
-      </w:r>
-      <w:r>
-        <w:t>file, input the SSID and password for your wifi network between the quotation marks and save</w:t>
+      <w:proofErr w:type="spellStart"/>
+      <w:r>
+        <w:t>wpa_supplicant.conf</w:t>
+      </w:r>
+      <w:proofErr w:type="spellEnd"/>
+      <w:r>
+        <w:t xml:space="preserve"> file, input the SSID and password for your </w:t>
+      </w:r>
+      <w:proofErr w:type="spellStart"/>
+      <w:r>
+        <w:t>wifi</w:t>
+      </w:r>
+      <w:proofErr w:type="spellEnd"/>
+      <w:r>
+        <w:t xml:space="preserve"> network between the quotation marks and save</w:t>
       </w:r>
     </w:p>
     <w:p>
@@ -1010,10 +1142,7 @@
         </w:numPr>
       </w:pPr>
       <w:r>
-        <w:t xml:space="preserve">Flash RetroPie OS onto SD card using </w:t>
-      </w:r>
-      <w:r>
-        <w:t>Raspberry PI imager</w:t>
+        <w:t>Flash RetroPie OS onto SD card using Raspberry PI imager</w:t>
       </w:r>
     </w:p>
     <w:p>
@@ -1079,23 +1208,18 @@
       <w:r>
         <w:t xml:space="preserve">Place the </w:t>
       </w:r>
-      <w:r>
-        <w:t xml:space="preserve">wpa_supplicant.conf </w:t>
-      </w:r>
-      <w:r>
-        <w:t>folder into the main directory of the SD card</w:t>
-      </w:r>
-    </w:p>
-    <w:p>
-      <w:pPr>
-        <w:pStyle w:val="ListParagraph"/>
-        <w:ind w:left="360"/>
-      </w:pPr>
-    </w:p>
-    <w:p>
-      <w:pPr>
-        <w:pStyle w:val="ListParagraph"/>
-        <w:ind w:left="360"/>
+      <w:proofErr w:type="spellStart"/>
+      <w:r>
+        <w:t>wpa_supplicant.conf</w:t>
+      </w:r>
+      <w:proofErr w:type="spellEnd"/>
+      <w:r>
+        <w:t xml:space="preserve"> folder into the main directory of the SD card</w:t>
+      </w:r>
+    </w:p>
+    <w:p>
+      <w:pPr>
+        <w:pStyle w:val="ListParagraph"/>
       </w:pPr>
     </w:p>
     <w:p>
@@ -1107,16 +1231,11 @@
         </w:numPr>
       </w:pPr>
       <w:r>
-        <w:t>Turn on Retroflag.</w:t>
-      </w:r>
-      <w:r>
-        <w:t xml:space="preserve"> It should boot up, this will take a minute and then you should see the RetroPie config menu.</w:t>
-      </w:r>
-    </w:p>
-    <w:p>
-      <w:pPr>
-        <w:ind w:left="-360"/>
-      </w:pPr>
+        <w:t>Place SD card into Retroflag</w:t>
+      </w:r>
+      <w:r>
+        <w:br/>
+      </w:r>
     </w:p>
     <w:p>
       <w:pPr>
@@ -1127,13 +1246,18 @@
         </w:numPr>
       </w:pPr>
       <w:r>
-        <w:t xml:space="preserve">In RetroPie config menu, turn on SSH in </w:t>
-      </w:r>
-      <w:r>
-        <w:t>interface options</w:t>
-      </w:r>
-      <w:r>
-        <w:t>.</w:t>
+        <w:t>Turn on Retroflag.</w:t>
+      </w:r>
+      <w:r>
+        <w:t xml:space="preserve"> It should boot </w:t>
+      </w:r>
+      <w:proofErr w:type="gramStart"/>
+      <w:r>
+        <w:t>up,</w:t>
+      </w:r>
+      <w:proofErr w:type="gramEnd"/>
+      <w:r>
+        <w:t xml:space="preserve"> this will take a minute and then you should see the RetroPie config menu.</w:t>
       </w:r>
     </w:p>
     <w:p>
@@ -1150,18 +1274,18 @@
         </w:numPr>
       </w:pPr>
       <w:r>
-        <w:t>On PuTTY SSH connect to IP address seen on retropie config menu</w:t>
-      </w:r>
-    </w:p>
-    <w:p>
-      <w:pPr>
-        <w:pStyle w:val="ListParagraph"/>
-      </w:pPr>
-    </w:p>
-    <w:p>
-      <w:pPr>
-        <w:pStyle w:val="ListParagraph"/>
-        <w:ind w:left="360"/>
+        <w:t xml:space="preserve">In RetroPie config menu, turn on SSH in </w:t>
+      </w:r>
+      <w:r>
+        <w:t>interface options</w:t>
+      </w:r>
+      <w:r>
+        <w:t>.</w:t>
+      </w:r>
+    </w:p>
+    <w:p>
+      <w:pPr>
+        <w:ind w:left="-360"/>
       </w:pPr>
     </w:p>
     <w:p>
@@ -1173,12 +1297,46 @@
         </w:numPr>
       </w:pPr>
       <w:r>
+        <w:t xml:space="preserve">On PuTTY SSH connect to IP address seen on </w:t>
+      </w:r>
+      <w:proofErr w:type="spellStart"/>
+      <w:r>
+        <w:t>retropie</w:t>
+      </w:r>
+      <w:proofErr w:type="spellEnd"/>
+      <w:r>
+        <w:t xml:space="preserve"> config menu</w:t>
+      </w:r>
+    </w:p>
+    <w:p>
+      <w:pPr>
+        <w:pStyle w:val="ListParagraph"/>
+      </w:pPr>
+    </w:p>
+    <w:p>
+      <w:pPr>
+        <w:pStyle w:val="ListParagraph"/>
+        <w:ind w:left="360"/>
+      </w:pPr>
+    </w:p>
+    <w:p>
+      <w:pPr>
+        <w:pStyle w:val="ListParagraph"/>
+        <w:numPr>
+          <w:ilvl w:val="0"/>
+          <w:numId w:val="9"/>
+        </w:numPr>
+      </w:pPr>
+      <w:r>
         <w:t>Run the</w:t>
       </w:r>
       <w:r>
         <w:t xml:space="preserve"> follow</w:t>
       </w:r>
       <w:r>
+        <w:t>ing</w:t>
+      </w:r>
+      <w:r>
         <w:t xml:space="preserve"> command for safe shutdown in terminal window</w:t>
       </w:r>
       <w:r>
@@ -1190,8 +1348,13 @@
         <w:pStyle w:val="ListParagraph"/>
         <w:ind w:left="360"/>
       </w:pPr>
-      <w:r>
-        <w:t>wget -O - "</w:t>
+      <w:proofErr w:type="spellStart"/>
+      <w:r>
+        <w:t>wget</w:t>
+      </w:r>
+      <w:proofErr w:type="spellEnd"/>
+      <w:r>
+        <w:t xml:space="preserve"> -O - "</w:t>
       </w:r>
       <w:hyperlink r:id="rId10" w:history="1">
         <w:r>
@@ -1202,7 +1365,15 @@
         </w:r>
       </w:hyperlink>
       <w:r>
-        <w:t>" | sudo bash</w:t>
+        <w:t xml:space="preserve">" | </w:t>
+      </w:r>
+      <w:proofErr w:type="spellStart"/>
+      <w:r>
+        <w:t>sudo</w:t>
+      </w:r>
+      <w:proofErr w:type="spellEnd"/>
+      <w:r>
+        <w:t xml:space="preserve"> bash</w:t>
       </w:r>
     </w:p>
     <w:p>
@@ -1226,7 +1397,15 @@
         <w:t>S</w:t>
       </w:r>
       <w:r>
-        <w:t>hut down retropie in menu. Flip safe shutdown switch on the back of the Retroflag.</w:t>
+        <w:t xml:space="preserve">hut down </w:t>
+      </w:r>
+      <w:proofErr w:type="spellStart"/>
+      <w:r>
+        <w:t>retropie</w:t>
+      </w:r>
+      <w:proofErr w:type="spellEnd"/>
+      <w:r>
+        <w:t xml:space="preserve"> in menu. Flip safe shutdown switch on the back of the Retroflag.</w:t>
       </w:r>
     </w:p>
     <w:p>
@@ -1260,6 +1439,7 @@
         </w:numPr>
       </w:pPr>
       <w:r>
+        <w:lastRenderedPageBreak/>
         <w:t xml:space="preserve">Install </w:t>
       </w:r>
       <w:r>
@@ -1285,7 +1465,6 @@
         <w:rPr>
           <w:highlight w:val="yellow"/>
         </w:rPr>
-        <w:lastRenderedPageBreak/>
         <w:t>may need to remove SD card and</w:t>
       </w:r>
       <w:r>
@@ -1316,11 +1495,7 @@
         <w:t>.</w:t>
       </w:r>
     </w:p>
-    <w:p>
-      <w:pPr>
-        <w:ind w:left="-1080"/>
-      </w:pPr>
-    </w:p>
+    <w:p/>
     <w:p>
       <w:pPr>
         <w:pStyle w:val="ListParagraph"/>
@@ -1330,7 +1505,10 @@
         </w:numPr>
       </w:pPr>
       <w:r>
-        <w:t>On PuTTY SSH:</w:t>
+        <w:t>With Retroflag on, o</w:t>
+      </w:r>
+      <w:r>
+        <w:t>n PuTTY SSH:</w:t>
       </w:r>
     </w:p>
     <w:p>
@@ -1338,8 +1516,13 @@
         <w:pStyle w:val="ListParagraph"/>
         <w:ind w:left="360" w:firstLine="360"/>
       </w:pPr>
-      <w:r>
-        <w:t>sudo apt install python3-pip</w:t>
+      <w:proofErr w:type="spellStart"/>
+      <w:r>
+        <w:t>sudo</w:t>
+      </w:r>
+      <w:proofErr w:type="spellEnd"/>
+      <w:r>
+        <w:t xml:space="preserve"> apt install python3-pip</w:t>
       </w:r>
     </w:p>
     <w:p>
@@ -1347,8 +1530,13 @@
         <w:pStyle w:val="ListParagraph"/>
         <w:ind w:left="360" w:firstLine="360"/>
       </w:pPr>
-      <w:r>
-        <w:t>sudo apt install python3-</w:t>
+      <w:proofErr w:type="spellStart"/>
+      <w:r>
+        <w:t>sudo</w:t>
+      </w:r>
+      <w:proofErr w:type="spellEnd"/>
+      <w:r>
+        <w:t xml:space="preserve"> apt install python3-</w:t>
       </w:r>
       <w:r>
         <w:t>numpy</w:t>
@@ -1360,8 +1548,13 @@
         <w:ind w:left="360" w:firstLine="360"/>
       </w:pPr>
       <w:r>
-        <w:t>python3 -m pip install pygame-ce</w:t>
-      </w:r>
+        <w:t>python3 -m pip install pygame-</w:t>
+      </w:r>
+      <w:proofErr w:type="spellStart"/>
+      <w:r>
+        <w:t>ce</w:t>
+      </w:r>
+      <w:proofErr w:type="spellEnd"/>
     </w:p>
     <w:p>
       <w:pPr>
@@ -1388,8 +1581,13 @@
         <w:pStyle w:val="ListParagraph"/>
         <w:ind w:left="360"/>
       </w:pPr>
-      <w:r>
-        <w:t>Retropie setup &gt; Manage Packages &gt; opt packages &gt; ports</w:t>
+      <w:proofErr w:type="spellStart"/>
+      <w:r>
+        <w:t>Retropie</w:t>
+      </w:r>
+      <w:proofErr w:type="spellEnd"/>
+      <w:r>
+        <w:t xml:space="preserve"> setup &gt; Manage Packages &gt; opt packages &gt; ports</w:t>
       </w:r>
     </w:p>
     <w:p>
@@ -1406,14 +1604,30 @@
         </w:numPr>
       </w:pPr>
       <w:r>
-        <w:t>On your computer you can open the RetroPie directory by accessing via the RetroPie’s IP //[IP ADRESS]</w:t>
+        <w:t>On your computer you can open the RetroPie directory by accessing via the RetroPie’s IP /</w:t>
+      </w:r>
+      <w:proofErr w:type="gramStart"/>
+      <w:r>
+        <w:t>/[</w:t>
+      </w:r>
+      <w:proofErr w:type="gramEnd"/>
+      <w:r>
+        <w:t>IP ADRESS]</w:t>
       </w:r>
       <w:r>
         <w:br/>
       </w:r>
       <w:r>
         <w:br/>
-        <w:t>Place game directory in /home/pi/RetroPie/roms/ports/</w:t>
+        <w:t>Place game directory in /home/pi/RetroPie/</w:t>
+      </w:r>
+      <w:proofErr w:type="spellStart"/>
+      <w:r>
+        <w:t>roms</w:t>
+      </w:r>
+      <w:proofErr w:type="spellEnd"/>
+      <w:r>
+        <w:t>/ports/</w:t>
       </w:r>
     </w:p>
     <w:p/>
@@ -1426,8 +1640,13 @@
         </w:numPr>
       </w:pPr>
       <w:r>
-        <w:t>Add joystick initialization to game sourcecode</w:t>
-      </w:r>
+        <w:t xml:space="preserve">Add joystick initialization to game </w:t>
+      </w:r>
+      <w:proofErr w:type="spellStart"/>
+      <w:r>
+        <w:t>sourcecode</w:t>
+      </w:r>
+      <w:proofErr w:type="spellEnd"/>
     </w:p>
     <w:p>
       <w:pPr>
@@ -1691,7 +1910,15 @@
         </w:rPr>
       </w:pPr>
       <w:r>
-        <w:t>Create .sh file to launch your game with the following command:</w:t>
+        <w:t>Create .</w:t>
+      </w:r>
+      <w:proofErr w:type="spellStart"/>
+      <w:r>
+        <w:t>sh</w:t>
+      </w:r>
+      <w:proofErr w:type="spellEnd"/>
+      <w:r>
+        <w:t xml:space="preserve"> file to launch your game with the following command:</w:t>
       </w:r>
     </w:p>
     <w:p>
@@ -1770,7 +1997,15 @@
         </w:rPr>
       </w:pPr>
       <w:r>
-        <w:t>Mount your .sh to be launchable from ports menu on RetroPie:</w:t>
+        <w:t>Mount your .</w:t>
+      </w:r>
+      <w:proofErr w:type="spellStart"/>
+      <w:r>
+        <w:t>sh</w:t>
+      </w:r>
+      <w:proofErr w:type="spellEnd"/>
+      <w:r>
+        <w:t xml:space="preserve"> to be launchable from ports menu on RetroPie:</w:t>
       </w:r>
     </w:p>
     <w:p>
@@ -1925,37 +2160,74 @@
           <w:bCs/>
         </w:rPr>
       </w:pPr>
+      <w:proofErr w:type="gramStart"/>
       <w:r>
         <w:rPr>
           <w:b/>
           <w:bCs/>
         </w:rPr>
-        <w:t>On both SSH terminals</w:t>
-      </w:r>
+        <w:t>On both</w:t>
+      </w:r>
+      <w:proofErr w:type="gramEnd"/>
       <w:r>
         <w:rPr>
           <w:b/>
           <w:bCs/>
         </w:rPr>
-        <w:t xml:space="preserve"> run these commands</w:t>
+        <w:t xml:space="preserve"> SSH terminals</w:t>
       </w:r>
       <w:r>
         <w:rPr>
           <w:b/>
           <w:bCs/>
         </w:rPr>
+        <w:t xml:space="preserve"> run these commands</w:t>
+      </w:r>
+      <w:r>
+        <w:rPr>
+          <w:b/>
+          <w:bCs/>
+        </w:rPr>
         <w:t>:</w:t>
       </w:r>
     </w:p>
     <w:p>
-      <w:r>
-        <w:t>sudo apt install obexpushd obexftp bluez-obexd</w:t>
-      </w:r>
-    </w:p>
-    <w:p>
+      <w:proofErr w:type="spellStart"/>
+      <w:r>
+        <w:t>sudo</w:t>
+      </w:r>
+      <w:proofErr w:type="spellEnd"/>
+      <w:r>
+        <w:t xml:space="preserve"> apt install </w:t>
+      </w:r>
+      <w:proofErr w:type="spellStart"/>
+      <w:r>
+        <w:t>obexpushd</w:t>
+      </w:r>
+      <w:proofErr w:type="spellEnd"/>
+      <w:r>
+        <w:t xml:space="preserve"> </w:t>
+      </w:r>
+      <w:proofErr w:type="spellStart"/>
+      <w:r>
+        <w:t>obexftp</w:t>
+      </w:r>
+      <w:proofErr w:type="spellEnd"/>
+      <w:r>
+        <w:t xml:space="preserve"> </w:t>
+      </w:r>
+      <w:proofErr w:type="spellStart"/>
+      <w:r>
+        <w:t>bluez-obexd</w:t>
+      </w:r>
+      <w:proofErr w:type="spellEnd"/>
+    </w:p>
+    <w:p>
+      <w:proofErr w:type="spellStart"/>
       <w:r>
         <w:t>bluetoothctl</w:t>
       </w:r>
+      <w:proofErr w:type="spellEnd"/>
     </w:p>
     <w:p>
       <w:r>
@@ -1972,7 +2244,15 @@
         <w:t>pair [MAC_ADDRESS</w:t>
       </w:r>
       <w:r>
-        <w:t xml:space="preserve"> of other Pi</w:t>
+        <w:t xml:space="preserve"> of </w:t>
+      </w:r>
+      <w:proofErr w:type="gramStart"/>
+      <w:r>
+        <w:t>other</w:t>
+      </w:r>
+      <w:proofErr w:type="gramEnd"/>
+      <w:r>
+        <w:t xml:space="preserve"> Pi</w:t>
       </w:r>
       <w:r>
         <w:t>]</w:t>
@@ -1983,7 +2263,15 @@
         <w:t>trust [MAC_ADDRESS</w:t>
       </w:r>
       <w:r>
-        <w:t xml:space="preserve"> of other Pi</w:t>
+        <w:t xml:space="preserve"> of </w:t>
+      </w:r>
+      <w:proofErr w:type="gramStart"/>
+      <w:r>
+        <w:t>other</w:t>
+      </w:r>
+      <w:proofErr w:type="gramEnd"/>
+      <w:r>
+        <w:t xml:space="preserve"> Pi</w:t>
       </w:r>
       <w:r>
         <w:t>]</w:t>
@@ -2030,8 +2318,13 @@
           <w:tab w:val="left" w:pos="1077"/>
         </w:tabs>
       </w:pPr>
-      <w:r>
-        <w:t xml:space="preserve">obexpushd -B23 -o </w:t>
+      <w:proofErr w:type="spellStart"/>
+      <w:r>
+        <w:t>obexpushd</w:t>
+      </w:r>
+      <w:proofErr w:type="spellEnd"/>
+      <w:r>
+        <w:t xml:space="preserve"> -B23 -o </w:t>
       </w:r>
       <w:r>
         <w:t>[LOCATION FOR FILES TO BE RECEIVED]</w:t>
@@ -2064,7 +2357,15 @@
         </w:tabs>
       </w:pPr>
       <w:r>
-        <w:t>/home/pi/RetroPie/roms/ports/Shared</w:t>
+        <w:t>/home/pi/RetroPie/</w:t>
+      </w:r>
+      <w:proofErr w:type="spellStart"/>
+      <w:r>
+        <w:t>roms</w:t>
+      </w:r>
+      <w:proofErr w:type="spellEnd"/>
+      <w:r>
+        <w:t>/ports/Shared</w:t>
       </w:r>
     </w:p>
     <w:p>
@@ -2116,8 +2417,13 @@
           <w:tab w:val="left" w:pos="1077"/>
         </w:tabs>
       </w:pPr>
-      <w:r>
-        <w:t xml:space="preserve">obexftp -b </w:t>
+      <w:proofErr w:type="spellStart"/>
+      <w:r>
+        <w:t>obexftp</w:t>
+      </w:r>
+      <w:proofErr w:type="spellEnd"/>
+      <w:r>
+        <w:t xml:space="preserve"> -b </w:t>
       </w:r>
       <w:r>
         <w:t>[MAC ADDRESS of receiver]</w:t>
@@ -2156,7 +2462,15 @@
         </w:tabs>
       </w:pPr>
       <w:r>
-        <w:t>/home/pi/RetroPie/roms/ports/Shared</w:t>
+        <w:t>/home/pi/RetroPie/</w:t>
+      </w:r>
+      <w:proofErr w:type="spellStart"/>
+      <w:r>
+        <w:t>roms</w:t>
+      </w:r>
+      <w:proofErr w:type="spellEnd"/>
+      <w:r>
+        <w:t>/ports/Shared</w:t>
       </w:r>
       <w:r>
         <w:t>/test.txt</w:t>

--- a/User Manual.docx
+++ b/User Manual.docx
@@ -531,15 +531,7 @@
         <w:ind w:left="720"/>
       </w:pPr>
       <w:r>
-        <w:t xml:space="preserve">Save this command to be used later </w:t>
-      </w:r>
-      <w:proofErr w:type="gramStart"/>
-      <w:r>
-        <w:t>in  the</w:t>
-      </w:r>
-      <w:proofErr w:type="gramEnd"/>
-      <w:r>
-        <w:t xml:space="preserve"> setup process</w:t>
+        <w:t>Save this command to be used later in  the setup process</w:t>
       </w:r>
     </w:p>
     <w:p>
@@ -715,42 +707,12 @@
                                 <w:color w:val="E8E8E8" w:themeColor="background2"/>
                               </w:rPr>
                             </w:pPr>
-                            <w:proofErr w:type="spellStart"/>
                             <w:r>
                               <w:rPr>
                                 <w:color w:val="E8E8E8" w:themeColor="background2"/>
                               </w:rPr>
-                              <w:t>ctrl_interface</w:t>
+                              <w:t>ctrl_interface=DIR=/var/run/wpa_supplicant GROUP=netdev</w:t>
                             </w:r>
-                            <w:proofErr w:type="spellEnd"/>
-                            <w:r>
-                              <w:rPr>
-                                <w:color w:val="E8E8E8" w:themeColor="background2"/>
-                              </w:rPr>
-                              <w:t>=DIR=/var/run/</w:t>
-                            </w:r>
-                            <w:proofErr w:type="spellStart"/>
-                            <w:r>
-                              <w:rPr>
-                                <w:color w:val="E8E8E8" w:themeColor="background2"/>
-                              </w:rPr>
-                              <w:t>wpa_supplicant</w:t>
-                            </w:r>
-                            <w:proofErr w:type="spellEnd"/>
-                            <w:r>
-                              <w:rPr>
-                                <w:color w:val="E8E8E8" w:themeColor="background2"/>
-                              </w:rPr>
-                              <w:t xml:space="preserve"> GROUP=</w:t>
-                            </w:r>
-                            <w:proofErr w:type="spellStart"/>
-                            <w:r>
-                              <w:rPr>
-                                <w:color w:val="E8E8E8" w:themeColor="background2"/>
-                              </w:rPr>
-                              <w:t>netdev</w:t>
-                            </w:r>
-                            <w:proofErr w:type="spellEnd"/>
                           </w:p>
                           <w:p>
                             <w:pPr>
@@ -759,19 +721,11 @@
                                 <w:color w:val="E8E8E8" w:themeColor="background2"/>
                               </w:rPr>
                             </w:pPr>
-                            <w:proofErr w:type="spellStart"/>
                             <w:r>
                               <w:rPr>
                                 <w:color w:val="E8E8E8" w:themeColor="background2"/>
                               </w:rPr>
-                              <w:t>update_config</w:t>
-                            </w:r>
-                            <w:proofErr w:type="spellEnd"/>
-                            <w:r>
-                              <w:rPr>
-                                <w:color w:val="E8E8E8" w:themeColor="background2"/>
-                              </w:rPr>
-                              <w:t>=1</w:t>
+                              <w:t>update_config=1</w:t>
                             </w:r>
                           </w:p>
                           <w:p>
@@ -807,43 +761,7 @@
                               <w:rPr>
                                 <w:color w:val="E8E8E8" w:themeColor="background2"/>
                               </w:rPr>
-                              <w:t>network</w:t>
-                            </w:r>
-                            <w:proofErr w:type="gramStart"/>
-                            <w:r>
-                              <w:rPr>
-                                <w:color w:val="E8E8E8" w:themeColor="background2"/>
-                              </w:rPr>
-                              <w:t>={</w:t>
-                            </w:r>
-                            <w:proofErr w:type="gramEnd"/>
-                          </w:p>
-                          <w:p>
-                            <w:pPr>
-                              <w:spacing w:after="0"/>
-                              <w:rPr>
-                                <w:color w:val="E8E8E8" w:themeColor="background2"/>
-                              </w:rPr>
-                            </w:pPr>
-                            <w:r>
-                              <w:rPr>
-                                <w:color w:val="E8E8E8" w:themeColor="background2"/>
-                              </w:rPr>
-                              <w:t xml:space="preserve">      </w:t>
-                            </w:r>
-                            <w:proofErr w:type="spellStart"/>
-                            <w:r>
-                              <w:rPr>
-                                <w:color w:val="E8E8E8" w:themeColor="background2"/>
-                              </w:rPr>
-                              <w:t>ssid</w:t>
-                            </w:r>
-                            <w:proofErr w:type="spellEnd"/>
-                            <w:r>
-                              <w:rPr>
-                                <w:color w:val="E8E8E8" w:themeColor="background2"/>
-                              </w:rPr>
-                              <w:t>=""</w:t>
+                              <w:t>network={</w:t>
                             </w:r>
                           </w:p>
                           <w:p>
@@ -857,21 +775,21 @@
                               <w:rPr>
                                 <w:color w:val="E8E8E8" w:themeColor="background2"/>
                               </w:rPr>
-                              <w:t xml:space="preserve">      </w:t>
+                              <w:t xml:space="preserve">      ssid=""</w:t>
                             </w:r>
-                            <w:proofErr w:type="spellStart"/>
+                          </w:p>
+                          <w:p>
+                            <w:pPr>
+                              <w:spacing w:after="0"/>
+                              <w:rPr>
+                                <w:color w:val="E8E8E8" w:themeColor="background2"/>
+                              </w:rPr>
+                            </w:pPr>
                             <w:r>
                               <w:rPr>
                                 <w:color w:val="E8E8E8" w:themeColor="background2"/>
                               </w:rPr>
-                              <w:t>psk</w:t>
-                            </w:r>
-                            <w:proofErr w:type="spellEnd"/>
-                            <w:r>
-                              <w:rPr>
-                                <w:color w:val="E8E8E8" w:themeColor="background2"/>
-                              </w:rPr>
-                              <w:t>=""</w:t>
+                              <w:t xml:space="preserve">      psk=""</w:t>
                             </w:r>
                           </w:p>
                           <w:p>
@@ -1548,11 +1466,11 @@
         <w:ind w:left="360" w:firstLine="360"/>
       </w:pPr>
       <w:r>
-        <w:t>python3 -m pip install pygame-</w:t>
+        <w:t xml:space="preserve">python3 -m pip install </w:t>
       </w:r>
       <w:proofErr w:type="spellStart"/>
       <w:r>
-        <w:t>ce</w:t>
+        <w:t>pygame-ce</w:t>
       </w:r>
       <w:proofErr w:type="spellEnd"/>
     </w:p>
@@ -1604,15 +1522,7 @@
         </w:numPr>
       </w:pPr>
       <w:r>
-        <w:t>On your computer you can open the RetroPie directory by accessing via the RetroPie’s IP /</w:t>
-      </w:r>
-      <w:proofErr w:type="gramStart"/>
-      <w:r>
-        <w:t>/[</w:t>
-      </w:r>
-      <w:proofErr w:type="gramEnd"/>
-      <w:r>
-        <w:t>IP ADRESS]</w:t>
+        <w:t>On your computer you can open the RetroPie directory by accessing via the RetroPie’s IP //[IP ADRESS]</w:t>
       </w:r>
       <w:r>
         <w:br/>
@@ -2198,11 +2108,11 @@
       </w:r>
       <w:proofErr w:type="spellEnd"/>
       <w:r>
-        <w:t xml:space="preserve"> apt install </w:t>
+        <w:t xml:space="preserve"> apt install obexpushd </w:t>
       </w:r>
       <w:proofErr w:type="spellStart"/>
       <w:r>
-        <w:t>obexpushd</w:t>
+        <w:t>obexftp</w:t>
       </w:r>
       <w:proofErr w:type="spellEnd"/>
       <w:r>
@@ -2210,26 +2120,18 @@
       </w:r>
       <w:proofErr w:type="spellStart"/>
       <w:r>
-        <w:t>obexftp</w:t>
+        <w:t>bluez-obexd</w:t>
       </w:r>
       <w:proofErr w:type="spellEnd"/>
-      <w:r>
-        <w:t xml:space="preserve"> </w:t>
-      </w:r>
+    </w:p>
+    <w:p>
       <w:proofErr w:type="spellStart"/>
       <w:r>
-        <w:t>bluez-obexd</w:t>
+        <w:t>bluetoothctl</w:t>
       </w:r>
       <w:proofErr w:type="spellEnd"/>
     </w:p>
     <w:p>
-      <w:proofErr w:type="spellStart"/>
-      <w:r>
-        <w:t>bluetoothctl</w:t>
-      </w:r>
-      <w:proofErr w:type="spellEnd"/>
-    </w:p>
-    <w:p>
       <w:r>
         <w:t>power on</w:t>
       </w:r>
@@ -2241,48 +2143,9 @@
     </w:p>
     <w:p>
       <w:r>
-        <w:t>pair [MAC_ADDRESS</w:t>
-      </w:r>
-      <w:r>
-        <w:t xml:space="preserve"> of </w:t>
-      </w:r>
-      <w:proofErr w:type="gramStart"/>
-      <w:r>
-        <w:t>other</w:t>
-      </w:r>
-      <w:proofErr w:type="gramEnd"/>
-      <w:r>
-        <w:t xml:space="preserve"> Pi</w:t>
-      </w:r>
-      <w:r>
-        <w:t>]</w:t>
-      </w:r>
-    </w:p>
-    <w:p>
-      <w:r>
-        <w:t>trust [MAC_ADDRESS</w:t>
-      </w:r>
-      <w:r>
-        <w:t xml:space="preserve"> of </w:t>
-      </w:r>
-      <w:proofErr w:type="gramStart"/>
-      <w:r>
-        <w:t>other</w:t>
-      </w:r>
-      <w:proofErr w:type="gramEnd"/>
-      <w:r>
-        <w:t xml:space="preserve"> Pi</w:t>
-      </w:r>
-      <w:r>
-        <w:t>]</w:t>
-      </w:r>
-    </w:p>
-    <w:p>
-      <w:r>
-        <w:t>exit</w:t>
-      </w:r>
-    </w:p>
-    <w:p/>
+        <w:t>remove [MAC ADDRESS OF OTHER PI]</w:t>
+      </w:r>
+    </w:p>
     <w:p>
       <w:pPr>
         <w:rPr>
@@ -2295,21 +2158,47 @@
           <w:b/>
           <w:bCs/>
         </w:rPr>
-        <w:t>On receiver</w:t>
-      </w:r>
-      <w:r>
+        <w:t>DO NOT EXIT BLUETOOTHCTL</w:t>
+      </w:r>
+    </w:p>
+    <w:p/>
+    <w:p/>
+    <w:p>
+      <w:pPr>
         <w:rPr>
           <w:b/>
           <w:bCs/>
         </w:rPr>
-        <w:t xml:space="preserve"> run the command below</w:t>
-      </w:r>
+      </w:pPr>
       <w:r>
         <w:rPr>
           <w:b/>
           <w:bCs/>
         </w:rPr>
-        <w:t>:</w:t>
+        <w:t xml:space="preserve">On one of the </w:t>
+      </w:r>
+      <w:r>
+        <w:rPr>
+          <w:b/>
+          <w:bCs/>
+        </w:rPr>
+        <w:t xml:space="preserve">SSH terminals run the </w:t>
+      </w:r>
+      <w:proofErr w:type="gramStart"/>
+      <w:r>
+        <w:rPr>
+          <w:b/>
+          <w:bCs/>
+        </w:rPr>
+        <w:t>follow</w:t>
+      </w:r>
+      <w:proofErr w:type="gramEnd"/>
+      <w:r>
+        <w:rPr>
+          <w:b/>
+          <w:bCs/>
+        </w:rPr>
+        <w:t xml:space="preserve"> commands:</w:t>
       </w:r>
     </w:p>
     <w:p>
@@ -2318,19 +2207,8 @@
           <w:tab w:val="left" w:pos="1077"/>
         </w:tabs>
       </w:pPr>
-      <w:proofErr w:type="spellStart"/>
-      <w:r>
-        <w:t>obexpushd</w:t>
-      </w:r>
-      <w:proofErr w:type="spellEnd"/>
-      <w:r>
-        <w:t xml:space="preserve"> -B23 -o </w:t>
-      </w:r>
-      <w:r>
-        <w:t>[LOCATION FOR FILES TO BE RECEIVED]</w:t>
-      </w:r>
-      <w:r>
-        <w:t xml:space="preserve"> -n</w:t>
+      <w:r>
+        <w:t>menu scan</w:t>
       </w:r>
     </w:p>
     <w:p>
@@ -2339,6 +2217,14 @@
           <w:tab w:val="left" w:pos="1077"/>
         </w:tabs>
       </w:pPr>
+      <w:r>
+        <w:t xml:space="preserve">transport </w:t>
+      </w:r>
+      <w:proofErr w:type="spellStart"/>
+      <w:r>
+        <w:t>bredr</w:t>
+      </w:r>
+      <w:proofErr w:type="spellEnd"/>
     </w:p>
     <w:p>
       <w:pPr>
@@ -2347,7 +2233,7 @@
         </w:tabs>
       </w:pPr>
       <w:r>
-        <w:t xml:space="preserve">my current receive directory: </w:t>
+        <w:t>back</w:t>
       </w:r>
     </w:p>
     <w:p>
@@ -2357,15 +2243,7 @@
         </w:tabs>
       </w:pPr>
       <w:r>
-        <w:t>/home/pi/RetroPie/</w:t>
-      </w:r>
-      <w:proofErr w:type="spellStart"/>
-      <w:r>
-        <w:t>roms</w:t>
-      </w:r>
-      <w:proofErr w:type="spellEnd"/>
-      <w:r>
-        <w:t>/ports/Shared</w:t>
+        <w:t>scan on</w:t>
       </w:r>
     </w:p>
     <w:p>
@@ -2373,17 +2251,34 @@
         <w:tabs>
           <w:tab w:val="left" w:pos="1077"/>
         </w:tabs>
-        <w:rPr>
-          <w:b/>
-          <w:bCs/>
-        </w:rPr>
-      </w:pPr>
+      </w:pPr>
+      <w:r>
+        <w:t>[Wait for mac address]</w:t>
+      </w:r>
     </w:p>
     <w:p>
       <w:pPr>
         <w:tabs>
           <w:tab w:val="left" w:pos="1077"/>
         </w:tabs>
+      </w:pPr>
+      <w:r>
+        <w:t>Pair [MAC ADDRESS]</w:t>
+      </w:r>
+    </w:p>
+    <w:p>
+      <w:r>
+        <w:t>[Select yes on both devices]</w:t>
+      </w:r>
+    </w:p>
+    <w:p>
+      <w:r>
+        <w:t>quit</w:t>
+      </w:r>
+    </w:p>
+    <w:p/>
+    <w:p>
+      <w:pPr>
         <w:rPr>
           <w:b/>
           <w:bCs/>
@@ -2394,14 +2289,28 @@
           <w:b/>
           <w:bCs/>
         </w:rPr>
-        <w:t>On sender</w:t>
+        <w:t>On receiver</w:t>
       </w:r>
       <w:r>
         <w:rPr>
           <w:b/>
           <w:bCs/>
         </w:rPr>
-        <w:t xml:space="preserve"> run the command below</w:t>
+        <w:t xml:space="preserve"> run the command</w:t>
+      </w:r>
+      <w:r>
+        <w:rPr>
+          <w:b/>
+          <w:bCs/>
+        </w:rPr>
+        <w:t>s</w:t>
+      </w:r>
+      <w:r>
+        <w:rPr>
+          <w:b/>
+          <w:bCs/>
+        </w:rPr>
+        <w:t xml:space="preserve"> below</w:t>
       </w:r>
       <w:r>
         <w:rPr>
@@ -2419,24 +2328,25 @@
       </w:pPr>
       <w:proofErr w:type="spellStart"/>
       <w:r>
-        <w:t>obexftp</w:t>
+        <w:t>sudo</w:t>
       </w:r>
       <w:proofErr w:type="spellEnd"/>
       <w:r>
-        <w:t xml:space="preserve"> -b </w:t>
-      </w:r>
-      <w:r>
-        <w:t>[MAC ADDRESS of receiver]</w:t>
-      </w:r>
-      <w:r>
-        <w:t xml:space="preserve"> --channel 23 -p</w:t>
-      </w:r>
-      <w:r>
         <w:t xml:space="preserve"> </w:t>
       </w:r>
-      <w:r>
-        <w:t>[LOCATION OF SOURCE FILE]</w:t>
-      </w:r>
+      <w:proofErr w:type="spellStart"/>
+      <w:r>
+        <w:t>chmod</w:t>
+      </w:r>
+      <w:proofErr w:type="spellEnd"/>
+      <w:r>
+        <w:t xml:space="preserve"> 777 /var/run/</w:t>
+      </w:r>
+      <w:proofErr w:type="spellStart"/>
+      <w:r>
+        <w:t>sdp</w:t>
+      </w:r>
+      <w:proofErr w:type="spellEnd"/>
     </w:p>
     <w:p>
       <w:pPr>
@@ -2444,6 +2354,15 @@
           <w:tab w:val="left" w:pos="1077"/>
         </w:tabs>
       </w:pPr>
+      <w:r>
+        <w:t xml:space="preserve">obexpushd -B23 -o </w:t>
+      </w:r>
+      <w:r>
+        <w:t>[LOCATION FOR FILES TO BE RECEIVED]</w:t>
+      </w:r>
+      <w:r>
+        <w:t xml:space="preserve"> -n</w:t>
+      </w:r>
     </w:p>
     <w:p>
       <w:pPr>
@@ -2451,9 +2370,6 @@
           <w:tab w:val="left" w:pos="1077"/>
         </w:tabs>
       </w:pPr>
-      <w:r>
-        <w:t>my current source file directory:</w:t>
-      </w:r>
     </w:p>
     <w:p>
       <w:pPr>
@@ -2462,6 +2378,16 @@
         </w:tabs>
       </w:pPr>
       <w:r>
+        <w:t xml:space="preserve">my current receive directory: </w:t>
+      </w:r>
+    </w:p>
+    <w:p>
+      <w:pPr>
+        <w:tabs>
+          <w:tab w:val="left" w:pos="1077"/>
+        </w:tabs>
+      </w:pPr>
+      <w:r>
         <w:t>/home/pi/RetroPie/</w:t>
       </w:r>
       <w:proofErr w:type="spellStart"/>
@@ -2472,8 +2398,205 @@
       <w:r>
         <w:t>/ports/Shared</w:t>
       </w:r>
+    </w:p>
+    <w:p>
+      <w:pPr>
+        <w:tabs>
+          <w:tab w:val="left" w:pos="1077"/>
+        </w:tabs>
+      </w:pPr>
+      <w:r>
+        <w:t>obexpushd -B</w:t>
+      </w:r>
+      <w:r>
+        <w:t>23</w:t>
+      </w:r>
+      <w:r>
+        <w:t xml:space="preserve"> -o /home/pi/RetroPie/</w:t>
+      </w:r>
+      <w:proofErr w:type="spellStart"/>
+      <w:r>
+        <w:t>roms</w:t>
+      </w:r>
+      <w:proofErr w:type="spellEnd"/>
+      <w:r>
+        <w:t>/ports/Shared -n</w:t>
+      </w:r>
+    </w:p>
+    <w:p>
+      <w:pPr>
+        <w:tabs>
+          <w:tab w:val="left" w:pos="1077"/>
+        </w:tabs>
+        <w:rPr>
+          <w:b/>
+          <w:bCs/>
+        </w:rPr>
+      </w:pPr>
+    </w:p>
+    <w:p>
+      <w:pPr>
+        <w:tabs>
+          <w:tab w:val="left" w:pos="1077"/>
+        </w:tabs>
+        <w:rPr>
+          <w:b/>
+          <w:bCs/>
+        </w:rPr>
+      </w:pPr>
+      <w:r>
+        <w:rPr>
+          <w:b/>
+          <w:bCs/>
+        </w:rPr>
+        <w:t>On sender</w:t>
+      </w:r>
+      <w:r>
+        <w:rPr>
+          <w:b/>
+          <w:bCs/>
+        </w:rPr>
+        <w:t xml:space="preserve"> run the command below</w:t>
+      </w:r>
+      <w:r>
+        <w:rPr>
+          <w:b/>
+          <w:bCs/>
+        </w:rPr>
+        <w:t>:</w:t>
+      </w:r>
+    </w:p>
+    <w:p>
+      <w:pPr>
+        <w:tabs>
+          <w:tab w:val="left" w:pos="1077"/>
+        </w:tabs>
+      </w:pPr>
+      <w:proofErr w:type="spellStart"/>
+      <w:r>
+        <w:t>obexftp</w:t>
+      </w:r>
+      <w:proofErr w:type="spellEnd"/>
+      <w:r>
+        <w:t xml:space="preserve"> -b </w:t>
+      </w:r>
+      <w:r>
+        <w:t>[MAC ADDRESS of receiver]</w:t>
+      </w:r>
+      <w:r>
+        <w:t xml:space="preserve"> --channel 23 -p</w:t>
+      </w:r>
+      <w:r>
+        <w:t xml:space="preserve"> </w:t>
+      </w:r>
+      <w:r>
+        <w:t>[LOCATION OF SOURCE FILE]</w:t>
+      </w:r>
+    </w:p>
+    <w:p>
+      <w:pPr>
+        <w:tabs>
+          <w:tab w:val="left" w:pos="1077"/>
+        </w:tabs>
+      </w:pPr>
+    </w:p>
+    <w:p>
+      <w:pPr>
+        <w:tabs>
+          <w:tab w:val="left" w:pos="1077"/>
+        </w:tabs>
+      </w:pPr>
+      <w:r>
+        <w:t>my current source file directory:</w:t>
+      </w:r>
+    </w:p>
+    <w:p>
+      <w:pPr>
+        <w:tabs>
+          <w:tab w:val="left" w:pos="1077"/>
+        </w:tabs>
+      </w:pPr>
+      <w:r>
+        <w:t>/home/pi/RetroPie/</w:t>
+      </w:r>
+      <w:proofErr w:type="spellStart"/>
+      <w:r>
+        <w:t>roms</w:t>
+      </w:r>
+      <w:proofErr w:type="spellEnd"/>
+      <w:r>
+        <w:t>/ports/Shared</w:t>
+      </w:r>
       <w:r>
         <w:t>/test.txt</w:t>
+      </w:r>
+    </w:p>
+    <w:p>
+      <w:pPr>
+        <w:tabs>
+          <w:tab w:val="left" w:pos="1077"/>
+        </w:tabs>
+      </w:pPr>
+      <w:proofErr w:type="spellStart"/>
+      <w:r>
+        <w:t>obexftp</w:t>
+      </w:r>
+      <w:proofErr w:type="spellEnd"/>
+      <w:r>
+        <w:t xml:space="preserve"> -b </w:t>
+      </w:r>
+      <w:r>
+        <w:t>B8:27:EB:72:8C:B6</w:t>
+      </w:r>
+      <w:r>
+        <w:t xml:space="preserve"> </w:t>
+      </w:r>
+      <w:r>
+        <w:t>--channel 23 -p</w:t>
+      </w:r>
+      <w:r>
+        <w:t xml:space="preserve"> </w:t>
+      </w:r>
+      <w:r>
+        <w:t>/home/pi</w:t>
+      </w:r>
+      <w:r>
+        <w:t>/</w:t>
+      </w:r>
+      <w:r>
+        <w:t>RetroPie</w:t>
+      </w:r>
+      <w:r>
+        <w:t>/</w:t>
+      </w:r>
+      <w:proofErr w:type="spellStart"/>
+      <w:r>
+        <w:t>roms</w:t>
+      </w:r>
+      <w:proofErr w:type="spellEnd"/>
+      <w:r>
+        <w:t>/</w:t>
+      </w:r>
+      <w:r>
+        <w:t>ports</w:t>
+      </w:r>
+      <w:r>
+        <w:t>/</w:t>
+      </w:r>
+      <w:r>
+        <w:t>Shared</w:t>
+      </w:r>
+      <w:r>
+        <w:t>/</w:t>
+      </w:r>
+      <w:r>
+        <w:t>France</w:t>
+      </w:r>
+      <w:r>
+        <w:t>_</w:t>
+      </w:r>
+      <w:r>
+        <w:t>owns.txt</w:t>
       </w:r>
     </w:p>
     <w:p>

--- a/User Manual.docx
+++ b/User Manual.docx
@@ -56,13 +56,8 @@
         <w:pStyle w:val="Heading2"/>
       </w:pPr>
       <w:r>
-        <w:t xml:space="preserve">Developing my game: </w:t>
-      </w:r>
-      <w:proofErr w:type="spellStart"/>
-      <w:r>
-        <w:t>Little_Dude</w:t>
-      </w:r>
-      <w:proofErr w:type="spellEnd"/>
+        <w:t>Developing my game: Little_Dude</w:t>
+      </w:r>
     </w:p>
     <w:p>
       <w:r>
@@ -81,15 +76,7 @@
         <w:t>Additionally,</w:t>
       </w:r>
       <w:r>
-        <w:t xml:space="preserve"> I used </w:t>
-      </w:r>
-      <w:proofErr w:type="spellStart"/>
-      <w:r>
-        <w:t>VSCode</w:t>
-      </w:r>
-      <w:proofErr w:type="spellEnd"/>
-      <w:r>
-        <w:t xml:space="preserve">, with AI inline suggestions, and frequently used Gemini to help me with figuring out various functions within pygame. </w:t>
+        <w:t xml:space="preserve"> I used VSCode, with AI inline suggestions, and frequently used Gemini to help me with figuring out various functions within pygame. </w:t>
       </w:r>
     </w:p>
     <w:p>
@@ -122,23 +109,7 @@
         <w:t xml:space="preserve"> </w:t>
       </w:r>
       <w:r>
-        <w:t xml:space="preserve">.zip file on the </w:t>
-      </w:r>
-      <w:proofErr w:type="spellStart"/>
-      <w:r>
-        <w:t>Little_Dude</w:t>
-      </w:r>
-      <w:proofErr w:type="spellEnd"/>
-      <w:r>
-        <w:t xml:space="preserve"> </w:t>
-      </w:r>
-      <w:proofErr w:type="spellStart"/>
-      <w:r>
-        <w:t>github</w:t>
-      </w:r>
-      <w:proofErr w:type="spellEnd"/>
-      <w:r>
-        <w:t xml:space="preserve"> page.</w:t>
+        <w:t>.zip file on the Little_Dude github page.</w:t>
       </w:r>
     </w:p>
     <w:p>
@@ -377,13 +348,8 @@
           <w:numId w:val="1"/>
         </w:numPr>
       </w:pPr>
-      <w:proofErr w:type="spellStart"/>
-      <w:r>
-        <w:t>Little_Dude</w:t>
-      </w:r>
-      <w:proofErr w:type="spellEnd"/>
-      <w:r>
-        <w:t xml:space="preserve"> game local copy files</w:t>
+      <w:r>
+        <w:t>Little_Dude game local copy files</w:t>
       </w:r>
     </w:p>
     <w:p>
@@ -584,13 +550,8 @@
       <w:pPr>
         <w:ind w:left="720"/>
       </w:pPr>
-      <w:proofErr w:type="spellStart"/>
-      <w:r>
-        <w:t>wget</w:t>
-      </w:r>
-      <w:proofErr w:type="spellEnd"/>
-      <w:r>
-        <w:t xml:space="preserve"> -O - "</w:t>
+      <w:r>
+        <w:t>wget -O - "</w:t>
       </w:r>
       <w:hyperlink r:id="rId9" w:history="1">
         <w:r>
@@ -601,15 +562,7 @@
         </w:r>
       </w:hyperlink>
       <w:r>
-        <w:t xml:space="preserve">" | </w:t>
-      </w:r>
-      <w:proofErr w:type="spellStart"/>
-      <w:r>
-        <w:t>sudo</w:t>
-      </w:r>
-      <w:proofErr w:type="spellEnd"/>
-      <w:r>
-        <w:t xml:space="preserve"> bash</w:t>
+        <w:t>" | sudo bash</w:t>
       </w:r>
     </w:p>
     <w:p>
@@ -620,13 +573,8 @@
           <w:numId w:val="1"/>
         </w:numPr>
       </w:pPr>
-      <w:proofErr w:type="spellStart"/>
-      <w:r>
-        <w:t>wpa_supplicant.conf</w:t>
-      </w:r>
-      <w:proofErr w:type="spellEnd"/>
-      <w:r>
-        <w:t xml:space="preserve"> </w:t>
+      <w:r>
+        <w:t xml:space="preserve">wpa_supplicant.conf </w:t>
       </w:r>
     </w:p>
     <w:p>
@@ -1026,23 +974,7 @@
         </w:numPr>
       </w:pPr>
       <w:r>
-        <w:t xml:space="preserve">In the </w:t>
-      </w:r>
-      <w:proofErr w:type="spellStart"/>
-      <w:r>
-        <w:t>wpa_supplicant.conf</w:t>
-      </w:r>
-      <w:proofErr w:type="spellEnd"/>
-      <w:r>
-        <w:t xml:space="preserve"> file, input the SSID and password for your </w:t>
-      </w:r>
-      <w:proofErr w:type="spellStart"/>
-      <w:r>
-        <w:t>wifi</w:t>
-      </w:r>
-      <w:proofErr w:type="spellEnd"/>
-      <w:r>
-        <w:t xml:space="preserve"> network between the quotation marks and save</w:t>
+        <w:t>In the wpa_supplicant.conf file, input the SSID and password for your wifi network between the quotation marks and save</w:t>
       </w:r>
     </w:p>
     <w:p>
@@ -1124,15 +1056,7 @@
         </w:numPr>
       </w:pPr>
       <w:r>
-        <w:t xml:space="preserve">Place the </w:t>
-      </w:r>
-      <w:proofErr w:type="spellStart"/>
-      <w:r>
-        <w:t>wpa_supplicant.conf</w:t>
-      </w:r>
-      <w:proofErr w:type="spellEnd"/>
-      <w:r>
-        <w:t xml:space="preserve"> folder into the main directory of the SD card</w:t>
+        <w:t>Place the wpa_supplicant.conf folder into the main directory of the SD card</w:t>
       </w:r>
     </w:p>
     <w:p>
@@ -1215,15 +1139,7 @@
         </w:numPr>
       </w:pPr>
       <w:r>
-        <w:t xml:space="preserve">On PuTTY SSH connect to IP address seen on </w:t>
-      </w:r>
-      <w:proofErr w:type="spellStart"/>
-      <w:r>
-        <w:t>retropie</w:t>
-      </w:r>
-      <w:proofErr w:type="spellEnd"/>
-      <w:r>
-        <w:t xml:space="preserve"> config menu</w:t>
+        <w:t>On PuTTY SSH connect to IP address seen on retropie config menu</w:t>
       </w:r>
     </w:p>
     <w:p>
@@ -1266,13 +1182,8 @@
         <w:pStyle w:val="ListParagraph"/>
         <w:ind w:left="360"/>
       </w:pPr>
-      <w:proofErr w:type="spellStart"/>
-      <w:r>
-        <w:t>wget</w:t>
-      </w:r>
-      <w:proofErr w:type="spellEnd"/>
-      <w:r>
-        <w:t xml:space="preserve"> -O - "</w:t>
+      <w:r>
+        <w:t>wget -O - "</w:t>
       </w:r>
       <w:hyperlink r:id="rId10" w:history="1">
         <w:r>
@@ -1283,15 +1194,7 @@
         </w:r>
       </w:hyperlink>
       <w:r>
-        <w:t xml:space="preserve">" | </w:t>
-      </w:r>
-      <w:proofErr w:type="spellStart"/>
-      <w:r>
-        <w:t>sudo</w:t>
-      </w:r>
-      <w:proofErr w:type="spellEnd"/>
-      <w:r>
-        <w:t xml:space="preserve"> bash</w:t>
+        <w:t>" | sudo bash</w:t>
       </w:r>
     </w:p>
     <w:p>
@@ -1315,15 +1218,7 @@
         <w:t>S</w:t>
       </w:r>
       <w:r>
-        <w:t xml:space="preserve">hut down </w:t>
-      </w:r>
-      <w:proofErr w:type="spellStart"/>
-      <w:r>
-        <w:t>retropie</w:t>
-      </w:r>
-      <w:proofErr w:type="spellEnd"/>
-      <w:r>
-        <w:t xml:space="preserve"> in menu. Flip safe shutdown switch on the back of the Retroflag.</w:t>
+        <w:t>hut down retropie in menu. Flip safe shutdown switch on the back of the Retroflag.</w:t>
       </w:r>
     </w:p>
     <w:p>
@@ -1434,13 +1329,8 @@
         <w:pStyle w:val="ListParagraph"/>
         <w:ind w:left="360" w:firstLine="360"/>
       </w:pPr>
-      <w:proofErr w:type="spellStart"/>
-      <w:r>
-        <w:t>sudo</w:t>
-      </w:r>
-      <w:proofErr w:type="spellEnd"/>
-      <w:r>
-        <w:t xml:space="preserve"> apt install python3-pip</w:t>
+      <w:r>
+        <w:t>sudo apt install python3-pip</w:t>
       </w:r>
     </w:p>
     <w:p>
@@ -1448,13 +1338,8 @@
         <w:pStyle w:val="ListParagraph"/>
         <w:ind w:left="360" w:firstLine="360"/>
       </w:pPr>
-      <w:proofErr w:type="spellStart"/>
-      <w:r>
-        <w:t>sudo</w:t>
-      </w:r>
-      <w:proofErr w:type="spellEnd"/>
-      <w:r>
-        <w:t xml:space="preserve"> apt install python3-</w:t>
+      <w:r>
+        <w:t>sudo apt install python3-</w:t>
       </w:r>
       <w:r>
         <w:t>numpy</w:t>
@@ -1466,13 +1351,8 @@
         <w:ind w:left="360" w:firstLine="360"/>
       </w:pPr>
       <w:r>
-        <w:t xml:space="preserve">python3 -m pip install </w:t>
-      </w:r>
-      <w:proofErr w:type="spellStart"/>
-      <w:r>
-        <w:t>pygame-ce</w:t>
-      </w:r>
-      <w:proofErr w:type="spellEnd"/>
+        <w:t>python3 -m pip install pygame-ce</w:t>
+      </w:r>
     </w:p>
     <w:p>
       <w:pPr>
@@ -1499,13 +1379,8 @@
         <w:pStyle w:val="ListParagraph"/>
         <w:ind w:left="360"/>
       </w:pPr>
-      <w:proofErr w:type="spellStart"/>
-      <w:r>
-        <w:t>Retropie</w:t>
-      </w:r>
-      <w:proofErr w:type="spellEnd"/>
-      <w:r>
-        <w:t xml:space="preserve"> setup &gt; Manage Packages &gt; opt packages &gt; ports</w:t>
+      <w:r>
+        <w:t>Retropie setup &gt; Manage Packages &gt; opt packages &gt; ports</w:t>
       </w:r>
     </w:p>
     <w:p>
@@ -1529,15 +1404,7 @@
       </w:r>
       <w:r>
         <w:br/>
-        <w:t>Place game directory in /home/pi/RetroPie/</w:t>
-      </w:r>
-      <w:proofErr w:type="spellStart"/>
-      <w:r>
-        <w:t>roms</w:t>
-      </w:r>
-      <w:proofErr w:type="spellEnd"/>
-      <w:r>
-        <w:t>/ports/</w:t>
+        <w:t>Place game directory in /home/pi/RetroPie/roms/ports/</w:t>
       </w:r>
     </w:p>
     <w:p/>
@@ -1550,13 +1417,8 @@
         </w:numPr>
       </w:pPr>
       <w:r>
-        <w:t xml:space="preserve">Add joystick initialization to game </w:t>
-      </w:r>
-      <w:proofErr w:type="spellStart"/>
-      <w:r>
-        <w:t>sourcecode</w:t>
-      </w:r>
-      <w:proofErr w:type="spellEnd"/>
+        <w:t>Add joystick initialization to game sourcecode</w:t>
+      </w:r>
     </w:p>
     <w:p>
       <w:pPr>
@@ -1820,15 +1682,7 @@
         </w:rPr>
       </w:pPr>
       <w:r>
-        <w:t>Create .</w:t>
-      </w:r>
-      <w:proofErr w:type="spellStart"/>
-      <w:r>
-        <w:t>sh</w:t>
-      </w:r>
-      <w:proofErr w:type="spellEnd"/>
-      <w:r>
-        <w:t xml:space="preserve"> file to launch your game with the following command:</w:t>
+        <w:t>Create .sh file to launch your game with the following command:</w:t>
       </w:r>
     </w:p>
     <w:p>
@@ -1907,15 +1761,7 @@
         </w:rPr>
       </w:pPr>
       <w:r>
-        <w:t>Mount your .</w:t>
-      </w:r>
-      <w:proofErr w:type="spellStart"/>
-      <w:r>
-        <w:t>sh</w:t>
-      </w:r>
-      <w:proofErr w:type="spellEnd"/>
-      <w:r>
-        <w:t xml:space="preserve"> to be launchable from ports menu on RetroPie:</w:t>
+        <w:t>Mount your .sh to be launchable from ports menu on RetroPie:</w:t>
       </w:r>
     </w:p>
     <w:p>
@@ -2070,135 +1916,90 @@
           <w:bCs/>
         </w:rPr>
       </w:pPr>
-      <w:proofErr w:type="gramStart"/>
       <w:r>
         <w:rPr>
           <w:b/>
           <w:bCs/>
         </w:rPr>
-        <w:t>On both</w:t>
-      </w:r>
-      <w:proofErr w:type="gramEnd"/>
+        <w:t>On both SSH terminals</w:t>
+      </w:r>
       <w:r>
         <w:rPr>
           <w:b/>
           <w:bCs/>
         </w:rPr>
-        <w:t xml:space="preserve"> SSH terminals</w:t>
+        <w:t xml:space="preserve"> run these commands</w:t>
       </w:r>
       <w:r>
         <w:rPr>
           <w:b/>
           <w:bCs/>
         </w:rPr>
-        <w:t xml:space="preserve"> run these commands</w:t>
-      </w:r>
-      <w:r>
+        <w:t>:</w:t>
+      </w:r>
+    </w:p>
+    <w:p>
+      <w:r>
+        <w:t>sudo apt install obexpushd obexftp bluez-obexd</w:t>
+      </w:r>
+    </w:p>
+    <w:p>
+      <w:r>
+        <w:t>bluetoothctl</w:t>
+      </w:r>
+    </w:p>
+    <w:p>
+      <w:r>
+        <w:t>power on</w:t>
+      </w:r>
+    </w:p>
+    <w:p>
+      <w:r>
+        <w:t>discoverable on</w:t>
+      </w:r>
+    </w:p>
+    <w:p>
+      <w:r>
+        <w:t>remove [MAC ADDRESS OF OTHER PI]</w:t>
+      </w:r>
+    </w:p>
+    <w:p>
+      <w:pPr>
         <w:rPr>
           <w:b/>
           <w:bCs/>
         </w:rPr>
-        <w:t>:</w:t>
-      </w:r>
-    </w:p>
-    <w:p>
-      <w:proofErr w:type="spellStart"/>
-      <w:r>
-        <w:t>sudo</w:t>
-      </w:r>
-      <w:proofErr w:type="spellEnd"/>
-      <w:r>
-        <w:t xml:space="preserve"> apt install obexpushd </w:t>
-      </w:r>
-      <w:proofErr w:type="spellStart"/>
-      <w:r>
-        <w:t>obexftp</w:t>
-      </w:r>
-      <w:proofErr w:type="spellEnd"/>
-      <w:r>
-        <w:t xml:space="preserve"> </w:t>
-      </w:r>
-      <w:proofErr w:type="spellStart"/>
-      <w:r>
-        <w:t>bluez-obexd</w:t>
-      </w:r>
-      <w:proofErr w:type="spellEnd"/>
-    </w:p>
-    <w:p>
-      <w:proofErr w:type="spellStart"/>
-      <w:r>
-        <w:t>bluetoothctl</w:t>
-      </w:r>
-      <w:proofErr w:type="spellEnd"/>
-    </w:p>
-    <w:p>
-      <w:r>
-        <w:t>power on</w:t>
-      </w:r>
-    </w:p>
-    <w:p>
-      <w:r>
-        <w:t>discoverable on</w:t>
-      </w:r>
-    </w:p>
-    <w:p>
-      <w:r>
-        <w:t>remove [MAC ADDRESS OF OTHER PI]</w:t>
-      </w:r>
-    </w:p>
-    <w:p>
-      <w:pPr>
+      </w:pPr>
+      <w:r>
         <w:rPr>
           <w:b/>
           <w:bCs/>
         </w:rPr>
-      </w:pPr>
-      <w:r>
+        <w:t>DO NOT EXIT BLUETOOTHCTL</w:t>
+      </w:r>
+    </w:p>
+    <w:p/>
+    <w:p/>
+    <w:p>
+      <w:pPr>
         <w:rPr>
           <w:b/>
           <w:bCs/>
         </w:rPr>
-        <w:t>DO NOT EXIT BLUETOOTHCTL</w:t>
-      </w:r>
-    </w:p>
-    <w:p/>
-    <w:p/>
-    <w:p>
-      <w:pPr>
+      </w:pPr>
+      <w:r>
         <w:rPr>
           <w:b/>
           <w:bCs/>
         </w:rPr>
-      </w:pPr>
+        <w:t xml:space="preserve">On one of the </w:t>
+      </w:r>
       <w:r>
         <w:rPr>
           <w:b/>
           <w:bCs/>
         </w:rPr>
-        <w:t xml:space="preserve">On one of the </w:t>
-      </w:r>
-      <w:r>
-        <w:rPr>
-          <w:b/>
-          <w:bCs/>
-        </w:rPr>
-        <w:t xml:space="preserve">SSH terminals run the </w:t>
-      </w:r>
-      <w:proofErr w:type="gramStart"/>
-      <w:r>
-        <w:rPr>
-          <w:b/>
-          <w:bCs/>
-        </w:rPr>
-        <w:t>follow</w:t>
-      </w:r>
-      <w:proofErr w:type="gramEnd"/>
-      <w:r>
-        <w:rPr>
-          <w:b/>
-          <w:bCs/>
-        </w:rPr>
-        <w:t xml:space="preserve"> commands:</w:t>
+        <w:t>SSH terminals run the follow commands:</w:t>
       </w:r>
     </w:p>
     <w:p>
@@ -2218,13 +2019,8 @@
         </w:tabs>
       </w:pPr>
       <w:r>
-        <w:t xml:space="preserve">transport </w:t>
-      </w:r>
-      <w:proofErr w:type="spellStart"/>
-      <w:r>
-        <w:t>bredr</w:t>
-      </w:r>
-      <w:proofErr w:type="spellEnd"/>
+        <w:t>transport bredr</w:t>
+      </w:r>
     </w:p>
     <w:p>
       <w:pPr>
@@ -2326,27 +2122,9 @@
           <w:tab w:val="left" w:pos="1077"/>
         </w:tabs>
       </w:pPr>
-      <w:proofErr w:type="spellStart"/>
-      <w:r>
-        <w:t>sudo</w:t>
-      </w:r>
-      <w:proofErr w:type="spellEnd"/>
-      <w:r>
-        <w:t xml:space="preserve"> </w:t>
-      </w:r>
-      <w:proofErr w:type="spellStart"/>
-      <w:r>
-        <w:t>chmod</w:t>
-      </w:r>
-      <w:proofErr w:type="spellEnd"/>
-      <w:r>
-        <w:t xml:space="preserve"> 777 /var/run/</w:t>
-      </w:r>
-      <w:proofErr w:type="spellStart"/>
-      <w:r>
-        <w:t>sdp</w:t>
-      </w:r>
-      <w:proofErr w:type="spellEnd"/>
+      <w:r>
+        <w:t>sudo chmod 777 /var/run/sdp</w:t>
+      </w:r>
     </w:p>
     <w:p>
       <w:pPr>
@@ -2388,15 +2166,7 @@
         </w:tabs>
       </w:pPr>
       <w:r>
-        <w:t>/home/pi/RetroPie/</w:t>
-      </w:r>
-      <w:proofErr w:type="spellStart"/>
-      <w:r>
-        <w:t>roms</w:t>
-      </w:r>
-      <w:proofErr w:type="spellEnd"/>
-      <w:r>
-        <w:t>/ports/Shared</w:t>
+        <w:t>/home/pi/RetroPie/roms/ports/Shared</w:t>
       </w:r>
     </w:p>
     <w:p>
@@ -2412,15 +2182,7 @@
         <w:t>23</w:t>
       </w:r>
       <w:r>
-        <w:t xml:space="preserve"> -o /home/pi/RetroPie/</w:t>
-      </w:r>
-      <w:proofErr w:type="spellStart"/>
-      <w:r>
-        <w:t>roms</w:t>
-      </w:r>
-      <w:proofErr w:type="spellEnd"/>
-      <w:r>
-        <w:t>/ports/Shared -n</w:t>
+        <w:t xml:space="preserve"> -o /home/pi/RetroPie/roms/ports/Shared -n</w:t>
       </w:r>
     </w:p>
     <w:p>
@@ -2472,13 +2234,8 @@
           <w:tab w:val="left" w:pos="1077"/>
         </w:tabs>
       </w:pPr>
-      <w:proofErr w:type="spellStart"/>
-      <w:r>
-        <w:t>obexftp</w:t>
-      </w:r>
-      <w:proofErr w:type="spellEnd"/>
-      <w:r>
-        <w:t xml:space="preserve"> -b </w:t>
+      <w:r>
+        <w:t xml:space="preserve">obexftp -b </w:t>
       </w:r>
       <w:r>
         <w:t>[MAC ADDRESS of receiver]</w:t>
@@ -2517,15 +2274,7 @@
         </w:tabs>
       </w:pPr>
       <w:r>
-        <w:t>/home/pi/RetroPie/</w:t>
-      </w:r>
-      <w:proofErr w:type="spellStart"/>
-      <w:r>
-        <w:t>roms</w:t>
-      </w:r>
-      <w:proofErr w:type="spellEnd"/>
-      <w:r>
-        <w:t>/ports/Shared</w:t>
+        <w:t>/home/pi/RetroPie/roms/ports/Shared</w:t>
       </w:r>
       <w:r>
         <w:t>/test.txt</w:t>
@@ -2537,13 +2286,8 @@
           <w:tab w:val="left" w:pos="1077"/>
         </w:tabs>
       </w:pPr>
-      <w:proofErr w:type="spellStart"/>
-      <w:r>
-        <w:t>obexftp</w:t>
-      </w:r>
-      <w:proofErr w:type="spellEnd"/>
-      <w:r>
-        <w:t xml:space="preserve"> -b </w:t>
+      <w:r>
+        <w:t xml:space="preserve">obexftp -b </w:t>
       </w:r>
       <w:r>
         <w:t>B8:27:EB:72:8C:B6</w:t>
@@ -2569,11 +2313,9 @@
       <w:r>
         <w:t>/</w:t>
       </w:r>
-      <w:proofErr w:type="spellStart"/>
       <w:r>
         <w:t>roms</w:t>
       </w:r>
-      <w:proofErr w:type="spellEnd"/>
       <w:r>
         <w:t>/</w:t>
       </w:r>
@@ -2596,15 +2338,11 @@
         <w:t>_</w:t>
       </w:r>
       <w:r>
-        <w:t>owns.txt</w:t>
-      </w:r>
-    </w:p>
-    <w:p>
-      <w:pPr>
-        <w:tabs>
-          <w:tab w:val="left" w:pos="1077"/>
-        </w:tabs>
-      </w:pPr>
+        <w:t>owns.tx</w:t>
+      </w:r>
+      <w:r>
+        <w:t>t</w:t>
+      </w:r>
     </w:p>
     <w:sectPr>
       <w:pgSz w:w="12240" w:h="15840"/>
